--- a/컴파일러-프로젝트-보고서_2021041017_김규현_.docx
+++ b/컴파일러-프로젝트-보고서_2021041017_김규현_.docx
@@ -2867,6 +2867,22 @@
     <w:p>
       <w:pPr>
         <w:rPr>
+          <w:sz w:val="20"/>
+          <w:szCs w:val="20"/>
+        </w:rPr>
+      </w:pPr>
+    </w:p>
+    <w:p>
+      <w:pPr>
+        <w:rPr>
+          <w:sz w:val="20"/>
+          <w:szCs w:val="20"/>
+        </w:rPr>
+      </w:pPr>
+    </w:p>
+    <w:p>
+      <w:pPr>
+        <w:rPr>
           <w:b/>
           <w:bCs/>
           <w:sz w:val="20"/>
@@ -2881,6 +2897,7 @@
           <w:sz w:val="20"/>
           <w:szCs w:val="20"/>
         </w:rPr>
+        <w:lastRenderedPageBreak/>
         <w:t>컴파일러 구성 요소:</w:t>
       </w:r>
     </w:p>
@@ -2927,7 +2944,6 @@
           <w:sz w:val="20"/>
           <w:szCs w:val="20"/>
         </w:rPr>
-        <w:lastRenderedPageBreak/>
         <w:t xml:space="preserve">구문 분석기(Parser): </w:t>
       </w:r>
       <w:proofErr w:type="spellStart"/>
@@ -3483,6 +3499,7 @@
           <w:sz w:val="20"/>
           <w:szCs w:val="20"/>
         </w:rPr>
+        <w:lastRenderedPageBreak/>
         <w:t>특수 표현</w:t>
       </w:r>
       <w:r>
@@ -3533,7 +3550,6 @@
           <w:sz w:val="20"/>
           <w:szCs w:val="20"/>
         </w:rPr>
-        <w:lastRenderedPageBreak/>
         <w:t>실행할랭</w:t>
       </w:r>
       <w:proofErr w:type="spellEnd"/>
@@ -4359,6 +4375,7 @@
                 <w:sz w:val="20"/>
                 <w:szCs w:val="20"/>
               </w:rPr>
+              <w:lastRenderedPageBreak/>
               <w:t xml:space="preserve">int </w:t>
             </w:r>
             <w:proofErr w:type="spellStart"/>
@@ -4445,39 +4462,2035 @@
                 <w:sz w:val="20"/>
                 <w:szCs w:val="20"/>
               </w:rPr>
+              <w:t>int temp;</w:t>
+            </w:r>
+          </w:p>
+          <w:p>
+            <w:pPr>
+              <w:rPr>
+                <w:sz w:val="20"/>
+                <w:szCs w:val="20"/>
+              </w:rPr>
+            </w:pPr>
+          </w:p>
+          <w:p>
+            <w:pPr>
+              <w:rPr>
+                <w:sz w:val="20"/>
+                <w:szCs w:val="20"/>
+              </w:rPr>
+            </w:pPr>
+            <w:r>
+              <w:rPr>
+                <w:sz w:val="20"/>
+                <w:szCs w:val="20"/>
+              </w:rPr>
+              <w:t xml:space="preserve">Node * </w:t>
+            </w:r>
+            <w:proofErr w:type="spellStart"/>
+            <w:proofErr w:type="gramStart"/>
+            <w:r>
+              <w:rPr>
+                <w:sz w:val="20"/>
+                <w:szCs w:val="20"/>
+              </w:rPr>
+              <w:t>MakeNode</w:t>
+            </w:r>
+            <w:proofErr w:type="spellEnd"/>
+            <w:r>
+              <w:rPr>
+                <w:sz w:val="20"/>
+                <w:szCs w:val="20"/>
+              </w:rPr>
+              <w:t>(</w:t>
+            </w:r>
+            <w:proofErr w:type="gramEnd"/>
+            <w:r>
+              <w:rPr>
+                <w:sz w:val="20"/>
+                <w:szCs w:val="20"/>
+              </w:rPr>
+              <w:t>int, int);</w:t>
+            </w:r>
+          </w:p>
+          <w:p>
+            <w:pPr>
+              <w:rPr>
+                <w:sz w:val="20"/>
+                <w:szCs w:val="20"/>
+              </w:rPr>
+            </w:pPr>
+          </w:p>
+          <w:p>
+            <w:pPr>
+              <w:rPr>
+                <w:sz w:val="20"/>
+                <w:szCs w:val="20"/>
+              </w:rPr>
+            </w:pPr>
+            <w:r>
+              <w:rPr>
+                <w:sz w:val="20"/>
+                <w:szCs w:val="20"/>
+              </w:rPr>
+              <w:t>%}</w:t>
+            </w:r>
+          </w:p>
+          <w:p>
+            <w:pPr>
+              <w:rPr>
+                <w:sz w:val="20"/>
+                <w:szCs w:val="20"/>
+              </w:rPr>
+            </w:pPr>
+            <w:proofErr w:type="spellStart"/>
+            <w:r>
+              <w:rPr>
+                <w:sz w:val="20"/>
+                <w:szCs w:val="20"/>
+              </w:rPr>
+              <w:t>sp</w:t>
+            </w:r>
+            <w:proofErr w:type="spellEnd"/>
+            <w:r>
+              <w:rPr>
+                <w:sz w:val="20"/>
+                <w:szCs w:val="20"/>
+              </w:rPr>
+              <w:tab/>
+            </w:r>
+            <w:r>
+              <w:rPr>
+                <w:sz w:val="20"/>
+                <w:szCs w:val="20"/>
+              </w:rPr>
+              <w:tab/>
+              <w:t>[ \t]</w:t>
+            </w:r>
+          </w:p>
+          <w:p>
+            <w:pPr>
+              <w:rPr>
+                <w:sz w:val="20"/>
+                <w:szCs w:val="20"/>
+              </w:rPr>
+            </w:pPr>
+            <w:proofErr w:type="spellStart"/>
+            <w:r>
+              <w:rPr>
+                <w:sz w:val="20"/>
+                <w:szCs w:val="20"/>
+              </w:rPr>
+              <w:t>ws</w:t>
+            </w:r>
+            <w:proofErr w:type="spellEnd"/>
+            <w:r>
+              <w:rPr>
+                <w:sz w:val="20"/>
+                <w:szCs w:val="20"/>
+              </w:rPr>
+              <w:tab/>
+            </w:r>
+            <w:r>
+              <w:rPr>
+                <w:sz w:val="20"/>
+                <w:szCs w:val="20"/>
+              </w:rPr>
+              <w:tab/>
+              <w:t>{</w:t>
+            </w:r>
+            <w:proofErr w:type="spellStart"/>
+            <w:r>
+              <w:rPr>
+                <w:sz w:val="20"/>
+                <w:szCs w:val="20"/>
+              </w:rPr>
+              <w:t>sp</w:t>
+            </w:r>
+            <w:proofErr w:type="spellEnd"/>
+            <w:r>
+              <w:rPr>
+                <w:sz w:val="20"/>
+                <w:szCs w:val="20"/>
+              </w:rPr>
+              <w:t>}+</w:t>
+            </w:r>
+          </w:p>
+          <w:p>
+            <w:pPr>
+              <w:rPr>
+                <w:sz w:val="20"/>
+                <w:szCs w:val="20"/>
+              </w:rPr>
+            </w:pPr>
+            <w:proofErr w:type="spellStart"/>
+            <w:r>
+              <w:rPr>
+                <w:sz w:val="20"/>
+                <w:szCs w:val="20"/>
+              </w:rPr>
+              <w:t>nl</w:t>
+            </w:r>
+            <w:proofErr w:type="spellEnd"/>
+            <w:r>
+              <w:rPr>
+                <w:sz w:val="20"/>
+                <w:szCs w:val="20"/>
+              </w:rPr>
+              <w:tab/>
+            </w:r>
+            <w:r>
+              <w:rPr>
+                <w:sz w:val="20"/>
+                <w:szCs w:val="20"/>
+              </w:rPr>
+              <w:tab/>
+              <w:t>\n</w:t>
+            </w:r>
+          </w:p>
+          <w:p>
+            <w:pPr>
+              <w:rPr>
+                <w:sz w:val="20"/>
+                <w:szCs w:val="20"/>
+              </w:rPr>
+            </w:pPr>
+            <w:proofErr w:type="spellStart"/>
+            <w:r>
+              <w:rPr>
+                <w:sz w:val="20"/>
+                <w:szCs w:val="20"/>
+              </w:rPr>
+              <w:t>eletter</w:t>
+            </w:r>
+            <w:proofErr w:type="spellEnd"/>
+            <w:r>
+              <w:rPr>
+                <w:sz w:val="20"/>
+                <w:szCs w:val="20"/>
+              </w:rPr>
+              <w:tab/>
+              <w:t>[A-Za-z]</w:t>
+            </w:r>
+          </w:p>
+          <w:p>
+            <w:pPr>
+              <w:rPr>
+                <w:sz w:val="20"/>
+                <w:szCs w:val="20"/>
+              </w:rPr>
+            </w:pPr>
+            <w:proofErr w:type="spellStart"/>
+            <w:r>
+              <w:rPr>
+                <w:sz w:val="20"/>
+                <w:szCs w:val="20"/>
+              </w:rPr>
+              <w:t>hletter</w:t>
+            </w:r>
+            <w:proofErr w:type="spellEnd"/>
+            <w:r>
+              <w:rPr>
+                <w:sz w:val="20"/>
+                <w:szCs w:val="20"/>
+              </w:rPr>
+              <w:tab/>
+              <w:t>[</w:t>
+            </w:r>
+            <w:proofErr w:type="gramStart"/>
+            <w:r>
+              <w:rPr>
+                <w:sz w:val="20"/>
+                <w:szCs w:val="20"/>
+              </w:rPr>
+              <w:t>\xb0-\</w:t>
+            </w:r>
+            <w:proofErr w:type="spellStart"/>
+            <w:r>
+              <w:rPr>
+                <w:sz w:val="20"/>
+                <w:szCs w:val="20"/>
+              </w:rPr>
+              <w:t>xfe</w:t>
+            </w:r>
+            <w:proofErr w:type="spellEnd"/>
+            <w:r>
+              <w:rPr>
+                <w:sz w:val="20"/>
+                <w:szCs w:val="20"/>
+              </w:rPr>
+              <w:t>][</w:t>
+            </w:r>
+            <w:proofErr w:type="gramEnd"/>
+            <w:r>
+              <w:rPr>
+                <w:sz w:val="20"/>
+                <w:szCs w:val="20"/>
+              </w:rPr>
+              <w:t>\xa0-\</w:t>
+            </w:r>
+            <w:proofErr w:type="spellStart"/>
+            <w:r>
+              <w:rPr>
+                <w:sz w:val="20"/>
+                <w:szCs w:val="20"/>
+              </w:rPr>
+              <w:t>xfe</w:t>
+            </w:r>
+            <w:proofErr w:type="spellEnd"/>
+            <w:r>
+              <w:rPr>
+                <w:sz w:val="20"/>
+                <w:szCs w:val="20"/>
+              </w:rPr>
+              <w:t>]</w:t>
+            </w:r>
+          </w:p>
+          <w:p>
+            <w:pPr>
+              <w:rPr>
+                <w:sz w:val="20"/>
+                <w:szCs w:val="20"/>
+              </w:rPr>
+            </w:pPr>
+            <w:r>
+              <w:rPr>
+                <w:sz w:val="20"/>
+                <w:szCs w:val="20"/>
+              </w:rPr>
+              <w:t>letter</w:t>
+            </w:r>
+            <w:r>
+              <w:rPr>
+                <w:sz w:val="20"/>
+                <w:szCs w:val="20"/>
+              </w:rPr>
+              <w:tab/>
+              <w:t>({</w:t>
+            </w:r>
+            <w:proofErr w:type="spellStart"/>
+            <w:r>
+              <w:rPr>
+                <w:sz w:val="20"/>
+                <w:szCs w:val="20"/>
+              </w:rPr>
+              <w:t>eletter</w:t>
+            </w:r>
+            <w:proofErr w:type="spellEnd"/>
+            <w:r>
+              <w:rPr>
+                <w:sz w:val="20"/>
+                <w:szCs w:val="20"/>
+              </w:rPr>
+              <w:t>})</w:t>
+            </w:r>
+          </w:p>
+          <w:p>
+            <w:pPr>
+              <w:rPr>
+                <w:sz w:val="20"/>
+                <w:szCs w:val="20"/>
+              </w:rPr>
+            </w:pPr>
+            <w:r>
+              <w:rPr>
+                <w:sz w:val="20"/>
+                <w:szCs w:val="20"/>
+              </w:rPr>
+              <w:t>digit</w:t>
+            </w:r>
+            <w:r>
+              <w:rPr>
+                <w:sz w:val="20"/>
+                <w:szCs w:val="20"/>
+              </w:rPr>
+              <w:tab/>
+              <w:t>[0-9]</w:t>
+            </w:r>
+          </w:p>
+          <w:p>
+            <w:pPr>
+              <w:rPr>
+                <w:sz w:val="20"/>
+                <w:szCs w:val="20"/>
+              </w:rPr>
+            </w:pPr>
+            <w:r>
+              <w:rPr>
+                <w:sz w:val="20"/>
+                <w:szCs w:val="20"/>
+              </w:rPr>
+              <w:t>id</w:t>
+            </w:r>
+            <w:r>
+              <w:rPr>
+                <w:sz w:val="20"/>
+                <w:szCs w:val="20"/>
+              </w:rPr>
+              <w:tab/>
+              <w:t>{letter}({letter}|{digit</w:t>
+            </w:r>
+            <w:proofErr w:type="gramStart"/>
+            <w:r>
+              <w:rPr>
+                <w:sz w:val="20"/>
+                <w:szCs w:val="20"/>
+              </w:rPr>
+              <w:t>})*</w:t>
+            </w:r>
+            <w:proofErr w:type="gramEnd"/>
+          </w:p>
+          <w:p>
+            <w:pPr>
+              <w:rPr>
+                <w:sz w:val="20"/>
+                <w:szCs w:val="20"/>
+              </w:rPr>
+            </w:pPr>
+            <w:r>
+              <w:rPr>
+                <w:sz w:val="20"/>
+                <w:szCs w:val="20"/>
+              </w:rPr>
+              <w:t>%%</w:t>
+            </w:r>
+          </w:p>
+          <w:p>
+            <w:pPr>
+              <w:rPr>
+                <w:sz w:val="20"/>
+                <w:szCs w:val="20"/>
+              </w:rPr>
+            </w:pPr>
+            <w:r>
+              <w:rPr>
+                <w:sz w:val="20"/>
+                <w:szCs w:val="20"/>
+              </w:rPr>
+              <w:t>{</w:t>
+            </w:r>
+            <w:proofErr w:type="spellStart"/>
+            <w:r>
+              <w:rPr>
+                <w:sz w:val="20"/>
+                <w:szCs w:val="20"/>
+              </w:rPr>
+              <w:t>ws</w:t>
+            </w:r>
+            <w:proofErr w:type="spellEnd"/>
+            <w:r>
+              <w:rPr>
+                <w:sz w:val="20"/>
+                <w:szCs w:val="20"/>
+              </w:rPr>
+              <w:t>}</w:t>
+            </w:r>
+            <w:r>
+              <w:rPr>
+                <w:sz w:val="20"/>
+                <w:szCs w:val="20"/>
+              </w:rPr>
+              <w:tab/>
+              <w:t>{/* do nothing */}</w:t>
+            </w:r>
+          </w:p>
+          <w:p>
+            <w:pPr>
+              <w:rPr>
+                <w:sz w:val="20"/>
+                <w:szCs w:val="20"/>
+              </w:rPr>
+            </w:pPr>
+            <w:r>
+              <w:rPr>
+                <w:sz w:val="20"/>
+                <w:szCs w:val="20"/>
+              </w:rPr>
+              <w:t>{</w:t>
+            </w:r>
+            <w:proofErr w:type="spellStart"/>
+            <w:r>
+              <w:rPr>
+                <w:sz w:val="20"/>
+                <w:szCs w:val="20"/>
+              </w:rPr>
+              <w:t>nl</w:t>
+            </w:r>
+            <w:proofErr w:type="spellEnd"/>
+            <w:r>
+              <w:rPr>
+                <w:sz w:val="20"/>
+                <w:szCs w:val="20"/>
+              </w:rPr>
+              <w:t>}</w:t>
+            </w:r>
+            <w:r>
+              <w:rPr>
+                <w:sz w:val="20"/>
+                <w:szCs w:val="20"/>
+              </w:rPr>
+              <w:tab/>
+              <w:t>{</w:t>
+            </w:r>
+            <w:proofErr w:type="spellStart"/>
+            <w:r>
+              <w:rPr>
+                <w:sz w:val="20"/>
+                <w:szCs w:val="20"/>
+              </w:rPr>
+              <w:t>lineno</w:t>
+            </w:r>
+            <w:proofErr w:type="spellEnd"/>
+            <w:r>
+              <w:rPr>
+                <w:sz w:val="20"/>
+                <w:szCs w:val="20"/>
+              </w:rPr>
+              <w:t>++;}</w:t>
+            </w:r>
+          </w:p>
+          <w:p>
+            <w:pPr>
+              <w:rPr>
+                <w:sz w:val="20"/>
+                <w:szCs w:val="20"/>
+              </w:rPr>
+            </w:pPr>
+            <w:r>
+              <w:rPr>
+                <w:sz w:val="20"/>
+                <w:szCs w:val="20"/>
+              </w:rPr>
+              <w:t>\+|더하기|</w:t>
+            </w:r>
+            <w:proofErr w:type="spellStart"/>
+            <w:r>
+              <w:rPr>
+                <w:sz w:val="20"/>
+                <w:szCs w:val="20"/>
+              </w:rPr>
+              <w:t>더할랭</w:t>
+            </w:r>
+            <w:proofErr w:type="spellEnd"/>
+            <w:r>
+              <w:rPr>
+                <w:sz w:val="20"/>
+                <w:szCs w:val="20"/>
+              </w:rPr>
+              <w:tab/>
+            </w:r>
+            <w:r>
+              <w:rPr>
+                <w:sz w:val="20"/>
+                <w:szCs w:val="20"/>
+              </w:rPr>
+              <w:tab/>
+              <w:t>{return(ADD)</w:t>
+            </w:r>
+            <w:proofErr w:type="gramStart"/>
+            <w:r>
+              <w:rPr>
+                <w:sz w:val="20"/>
+                <w:szCs w:val="20"/>
+              </w:rPr>
+              <w:t>; }</w:t>
+            </w:r>
+            <w:proofErr w:type="gramEnd"/>
+          </w:p>
+          <w:p>
+            <w:pPr>
+              <w:rPr>
+                <w:sz w:val="20"/>
+                <w:szCs w:val="20"/>
+              </w:rPr>
+            </w:pPr>
+            <w:r>
+              <w:rPr>
+                <w:sz w:val="20"/>
+                <w:szCs w:val="20"/>
+              </w:rPr>
+              <w:t>\-|빼기|</w:t>
+            </w:r>
+            <w:proofErr w:type="spellStart"/>
+            <w:r>
+              <w:rPr>
+                <w:sz w:val="20"/>
+                <w:szCs w:val="20"/>
+              </w:rPr>
+              <w:t>뺄랭</w:t>
+            </w:r>
+            <w:proofErr w:type="spellEnd"/>
+            <w:r>
+              <w:rPr>
+                <w:sz w:val="20"/>
+                <w:szCs w:val="20"/>
+              </w:rPr>
+              <w:tab/>
+            </w:r>
+            <w:r>
+              <w:rPr>
+                <w:sz w:val="20"/>
+                <w:szCs w:val="20"/>
+              </w:rPr>
+              <w:tab/>
+              <w:t>{return(SUB)</w:t>
+            </w:r>
+            <w:proofErr w:type="gramStart"/>
+            <w:r>
+              <w:rPr>
+                <w:sz w:val="20"/>
+                <w:szCs w:val="20"/>
+              </w:rPr>
+              <w:t>; }</w:t>
+            </w:r>
+            <w:proofErr w:type="gramEnd"/>
+          </w:p>
+          <w:p>
+            <w:pPr>
+              <w:rPr>
+                <w:sz w:val="20"/>
+                <w:szCs w:val="20"/>
+              </w:rPr>
+            </w:pPr>
+            <w:proofErr w:type="spellStart"/>
+            <w:r>
+              <w:rPr>
+                <w:sz w:val="20"/>
+                <w:szCs w:val="20"/>
+              </w:rPr>
+              <w:t>에</w:t>
+            </w:r>
+            <w:proofErr w:type="spellEnd"/>
+            <w:r>
+              <w:rPr>
+                <w:sz w:val="20"/>
+                <w:szCs w:val="20"/>
+              </w:rPr>
+              <w:tab/>
+            </w:r>
+            <w:r>
+              <w:rPr>
+                <w:sz w:val="20"/>
+                <w:szCs w:val="20"/>
+              </w:rPr>
+              <w:tab/>
+              <w:t>{return(ASSGN);}</w:t>
+            </w:r>
+          </w:p>
+          <w:p>
+            <w:pPr>
+              <w:rPr>
+                <w:sz w:val="20"/>
+                <w:szCs w:val="20"/>
+              </w:rPr>
+            </w:pPr>
+            <w:r>
+              <w:rPr>
+                <w:sz w:val="20"/>
+                <w:szCs w:val="20"/>
+              </w:rPr>
+              <w:t>을|를</w:t>
+            </w:r>
+            <w:r>
+              <w:rPr>
+                <w:sz w:val="20"/>
+                <w:szCs w:val="20"/>
+              </w:rPr>
+              <w:tab/>
+            </w:r>
+            <w:r>
+              <w:rPr>
+                <w:sz w:val="20"/>
+                <w:szCs w:val="20"/>
+              </w:rPr>
+              <w:tab/>
+              <w:t>{return(THIS);}</w:t>
+            </w:r>
+          </w:p>
+          <w:p>
+            <w:pPr>
+              <w:rPr>
+                <w:sz w:val="20"/>
+                <w:szCs w:val="20"/>
+              </w:rPr>
+            </w:pPr>
+            <w:r>
+              <w:rPr>
+                <w:sz w:val="20"/>
+                <w:szCs w:val="20"/>
+              </w:rPr>
+              <w:t>"*"|곱하기|</w:t>
+            </w:r>
+            <w:proofErr w:type="spellStart"/>
+            <w:r>
+              <w:rPr>
+                <w:sz w:val="20"/>
+                <w:szCs w:val="20"/>
+              </w:rPr>
+              <w:t>곱할랭</w:t>
+            </w:r>
+            <w:proofErr w:type="spellEnd"/>
+            <w:r>
+              <w:rPr>
+                <w:sz w:val="20"/>
+                <w:szCs w:val="20"/>
+              </w:rPr>
+              <w:t xml:space="preserve">             {return(MUL);}</w:t>
+            </w:r>
+          </w:p>
+          <w:p>
+            <w:pPr>
+              <w:rPr>
+                <w:sz w:val="20"/>
+                <w:szCs w:val="20"/>
+              </w:rPr>
+            </w:pPr>
+            <w:r>
+              <w:rPr>
+                <w:sz w:val="20"/>
+                <w:szCs w:val="20"/>
+              </w:rPr>
+              <w:t>"/"|나누기|</w:t>
+            </w:r>
+            <w:proofErr w:type="spellStart"/>
+            <w:r>
+              <w:rPr>
+                <w:sz w:val="20"/>
+                <w:szCs w:val="20"/>
+              </w:rPr>
+              <w:t>나눌랭</w:t>
+            </w:r>
+            <w:proofErr w:type="spellEnd"/>
+            <w:r>
+              <w:rPr>
+                <w:sz w:val="20"/>
+                <w:szCs w:val="20"/>
+              </w:rPr>
+              <w:t xml:space="preserve">             {return(DIV);}</w:t>
+            </w:r>
+          </w:p>
+          <w:p>
+            <w:pPr>
+              <w:rPr>
+                <w:sz w:val="20"/>
+                <w:szCs w:val="20"/>
+              </w:rPr>
+            </w:pPr>
+            <w:r>
+              <w:rPr>
+                <w:sz w:val="20"/>
+                <w:szCs w:val="20"/>
+              </w:rPr>
+              <w:t>;</w:t>
+            </w:r>
+            <w:r>
+              <w:rPr>
+                <w:sz w:val="20"/>
+                <w:szCs w:val="20"/>
+              </w:rPr>
+              <w:tab/>
+            </w:r>
+            <w:r>
+              <w:rPr>
+                <w:sz w:val="20"/>
+                <w:szCs w:val="20"/>
+              </w:rPr>
+              <w:tab/>
+            </w:r>
+            <w:proofErr w:type="gramStart"/>
+            <w:r>
+              <w:rPr>
+                <w:sz w:val="20"/>
+                <w:szCs w:val="20"/>
+              </w:rPr>
+              <w:tab/>
+              <w:t xml:space="preserve">  {return(</w:t>
+            </w:r>
+            <w:proofErr w:type="gramEnd"/>
+            <w:r>
+              <w:rPr>
+                <w:sz w:val="20"/>
+                <w:szCs w:val="20"/>
+              </w:rPr>
+              <w:t>STMTEND);}</w:t>
+            </w:r>
+          </w:p>
+          <w:p>
+            <w:pPr>
+              <w:rPr>
+                <w:sz w:val="20"/>
+                <w:szCs w:val="20"/>
+              </w:rPr>
+            </w:pPr>
+            <w:r>
+              <w:rPr>
+                <w:sz w:val="20"/>
+                <w:szCs w:val="20"/>
+              </w:rPr>
+              <w:t>요기부터           {return(LB);}</w:t>
+            </w:r>
+          </w:p>
+          <w:p>
+            <w:pPr>
+              <w:rPr>
+                <w:sz w:val="20"/>
+                <w:szCs w:val="20"/>
+              </w:rPr>
+            </w:pPr>
+            <w:r>
+              <w:rPr>
+                <w:sz w:val="20"/>
+                <w:szCs w:val="20"/>
+              </w:rPr>
+              <w:t>요기까지             {return(RB);}</w:t>
+            </w:r>
+          </w:p>
+          <w:p>
+            <w:pPr>
+              <w:rPr>
+                <w:sz w:val="20"/>
+                <w:szCs w:val="20"/>
+              </w:rPr>
+            </w:pPr>
+            <w:r>
+              <w:rPr>
+                <w:sz w:val="20"/>
+                <w:szCs w:val="20"/>
+              </w:rPr>
+              <w:t>하면서</w:t>
+            </w:r>
+            <w:r>
+              <w:rPr>
+                <w:sz w:val="20"/>
+                <w:szCs w:val="20"/>
+              </w:rPr>
+              <w:tab/>
+            </w:r>
+            <w:r>
+              <w:rPr>
+                <w:sz w:val="20"/>
+                <w:szCs w:val="20"/>
+              </w:rPr>
+              <w:tab/>
+              <w:t>{return(ING);}</w:t>
+            </w:r>
+          </w:p>
+          <w:p>
+            <w:pPr>
+              <w:rPr>
+                <w:sz w:val="20"/>
+                <w:szCs w:val="20"/>
+              </w:rPr>
+            </w:pPr>
+            <w:r>
+              <w:rPr>
+                <w:sz w:val="20"/>
+                <w:szCs w:val="20"/>
+              </w:rPr>
+              <w:t>만약에            {return(IF);}</w:t>
+            </w:r>
+          </w:p>
+          <w:p>
+            <w:pPr>
+              <w:rPr>
+                <w:sz w:val="20"/>
+                <w:szCs w:val="20"/>
+              </w:rPr>
+            </w:pPr>
+            <w:r>
+              <w:rPr>
+                <w:sz w:val="20"/>
+                <w:szCs w:val="20"/>
+              </w:rPr>
+              <w:t>가</w:t>
+            </w:r>
+            <w:r>
+              <w:rPr>
+                <w:sz w:val="20"/>
+                <w:szCs w:val="20"/>
+              </w:rPr>
+              <w:tab/>
+              <w:t>{return(IS);}</w:t>
+            </w:r>
+          </w:p>
+          <w:p>
+            <w:pPr>
+              <w:rPr>
+                <w:sz w:val="20"/>
+                <w:szCs w:val="20"/>
+              </w:rPr>
+            </w:pPr>
+            <w:r>
+              <w:rPr>
+                <w:sz w:val="20"/>
+                <w:szCs w:val="20"/>
+              </w:rPr>
+              <w:t>보다</w:t>
+            </w:r>
+            <w:r>
+              <w:rPr>
+                <w:sz w:val="20"/>
+                <w:szCs w:val="20"/>
+              </w:rPr>
+              <w:tab/>
+              <w:t>{return(THEN);}</w:t>
+            </w:r>
+          </w:p>
+          <w:p>
+            <w:pPr>
+              <w:rPr>
+                <w:sz w:val="20"/>
+                <w:szCs w:val="20"/>
+              </w:rPr>
+            </w:pPr>
+            <w:r>
+              <w:rPr>
+                <w:sz w:val="20"/>
+                <w:szCs w:val="20"/>
+              </w:rPr>
+              <w:t>와|과</w:t>
+            </w:r>
+            <w:r>
+              <w:rPr>
+                <w:sz w:val="20"/>
+                <w:szCs w:val="20"/>
+              </w:rPr>
+              <w:tab/>
+              <w:t>{return(WA);}</w:t>
+            </w:r>
+          </w:p>
+          <w:p>
+            <w:pPr>
+              <w:rPr>
+                <w:sz w:val="20"/>
+                <w:szCs w:val="20"/>
+              </w:rPr>
+            </w:pPr>
+            <w:proofErr w:type="spellStart"/>
+            <w:r>
+              <w:rPr>
+                <w:sz w:val="20"/>
+                <w:szCs w:val="20"/>
+              </w:rPr>
+              <w:t>저장할랭</w:t>
+            </w:r>
+            <w:proofErr w:type="spellEnd"/>
+            <w:r>
+              <w:rPr>
+                <w:sz w:val="20"/>
+                <w:szCs w:val="20"/>
+              </w:rPr>
+              <w:tab/>
+              <w:t>{return(SAVE);}</w:t>
+            </w:r>
+          </w:p>
+          <w:p>
+            <w:pPr>
+              <w:rPr>
+                <w:sz w:val="20"/>
+                <w:szCs w:val="20"/>
+              </w:rPr>
+            </w:pPr>
+            <w:proofErr w:type="spellStart"/>
+            <w:r>
+              <w:rPr>
+                <w:sz w:val="20"/>
+                <w:szCs w:val="20"/>
+              </w:rPr>
+              <w:t>실행할랭</w:t>
+            </w:r>
+            <w:proofErr w:type="spellEnd"/>
+            <w:r>
+              <w:rPr>
+                <w:sz w:val="20"/>
+                <w:szCs w:val="20"/>
+              </w:rPr>
+              <w:tab/>
+              <w:t>{return(RUN);}</w:t>
+            </w:r>
+          </w:p>
+          <w:p>
+            <w:pPr>
+              <w:rPr>
+                <w:sz w:val="20"/>
+                <w:szCs w:val="20"/>
+              </w:rPr>
+            </w:pPr>
+            <w:r>
+              <w:rPr>
+                <w:sz w:val="20"/>
+                <w:szCs w:val="20"/>
+              </w:rPr>
+              <w:t>마지막에</w:t>
+            </w:r>
+            <w:r>
+              <w:rPr>
+                <w:sz w:val="20"/>
+                <w:szCs w:val="20"/>
+              </w:rPr>
+              <w:tab/>
+              <w:t>{return(LAST);}</w:t>
+            </w:r>
+          </w:p>
+          <w:p>
+            <w:pPr>
+              <w:rPr>
+                <w:sz w:val="20"/>
+                <w:szCs w:val="20"/>
+              </w:rPr>
+            </w:pPr>
+            <w:r>
+              <w:rPr>
+                <w:sz w:val="20"/>
+                <w:szCs w:val="20"/>
+              </w:rPr>
+              <w:t>아니라면            {return(ELSE);}</w:t>
+            </w:r>
+          </w:p>
+          <w:p>
+            <w:pPr>
+              <w:rPr>
+                <w:sz w:val="20"/>
+                <w:szCs w:val="20"/>
+              </w:rPr>
+            </w:pPr>
+            <w:r>
+              <w:rPr>
+                <w:sz w:val="20"/>
+                <w:szCs w:val="20"/>
+              </w:rPr>
               <w:lastRenderedPageBreak/>
-              <w:t>int temp;</w:t>
-            </w:r>
-          </w:p>
-          <w:p>
-            <w:pPr>
-              <w:rPr>
-                <w:sz w:val="20"/>
-                <w:szCs w:val="20"/>
-              </w:rPr>
-            </w:pPr>
-          </w:p>
-          <w:p>
-            <w:pPr>
-              <w:rPr>
-                <w:sz w:val="20"/>
-                <w:szCs w:val="20"/>
-              </w:rPr>
-            </w:pPr>
-            <w:r>
-              <w:rPr>
-                <w:sz w:val="20"/>
-                <w:szCs w:val="20"/>
-              </w:rPr>
-              <w:t xml:space="preserve">Node * </w:t>
-            </w:r>
-            <w:proofErr w:type="spellStart"/>
+              <w:t>함수이름은       {return(FUNC);}</w:t>
+            </w:r>
+          </w:p>
+          <w:p>
+            <w:pPr>
+              <w:rPr>
+                <w:sz w:val="20"/>
+                <w:szCs w:val="20"/>
+              </w:rPr>
+            </w:pPr>
+            <w:r>
+              <w:rPr>
+                <w:sz w:val="20"/>
+                <w:szCs w:val="20"/>
+              </w:rPr>
+              <w:t>이고</w:t>
+            </w:r>
+            <w:r>
+              <w:rPr>
+                <w:sz w:val="20"/>
+                <w:szCs w:val="20"/>
+              </w:rPr>
+              <w:tab/>
+              <w:t>{return(AND);}</w:t>
+            </w:r>
+          </w:p>
+          <w:p>
+            <w:pPr>
+              <w:rPr>
+                <w:sz w:val="20"/>
+                <w:szCs w:val="20"/>
+              </w:rPr>
+            </w:pPr>
+            <w:r>
+              <w:rPr>
+                <w:sz w:val="20"/>
+                <w:szCs w:val="20"/>
+              </w:rPr>
+              <w:t xml:space="preserve">인 </w:t>
+            </w:r>
+            <w:r>
+              <w:rPr>
+                <w:sz w:val="20"/>
+                <w:szCs w:val="20"/>
+              </w:rPr>
+              <w:tab/>
+              <w:t>{return(IN);}</w:t>
+            </w:r>
+          </w:p>
+          <w:p>
+            <w:pPr>
+              <w:rPr>
+                <w:sz w:val="20"/>
+                <w:szCs w:val="20"/>
+              </w:rPr>
+            </w:pPr>
+            <w:proofErr w:type="spellStart"/>
+            <w:r>
+              <w:rPr>
+                <w:sz w:val="20"/>
+                <w:szCs w:val="20"/>
+              </w:rPr>
+              <w:t>선언할랭</w:t>
+            </w:r>
+            <w:proofErr w:type="spellEnd"/>
+            <w:r>
+              <w:rPr>
+                <w:sz w:val="20"/>
+                <w:szCs w:val="20"/>
+              </w:rPr>
+              <w:tab/>
+              <w:t>{return(INIT);}</w:t>
+            </w:r>
+          </w:p>
+          <w:p>
+            <w:pPr>
+              <w:rPr>
+                <w:sz w:val="20"/>
+                <w:szCs w:val="20"/>
+              </w:rPr>
+            </w:pPr>
+            <w:proofErr w:type="spellStart"/>
+            <w:r>
+              <w:rPr>
+                <w:sz w:val="20"/>
+                <w:szCs w:val="20"/>
+              </w:rPr>
+              <w:t>뭐가들었냐면</w:t>
+            </w:r>
+            <w:proofErr w:type="spellEnd"/>
+            <w:r>
+              <w:rPr>
+                <w:sz w:val="20"/>
+                <w:szCs w:val="20"/>
+              </w:rPr>
+              <w:tab/>
+              <w:t>{return(CONTENT);}</w:t>
+            </w:r>
+          </w:p>
+          <w:p>
+            <w:pPr>
+              <w:rPr>
+                <w:sz w:val="20"/>
+                <w:szCs w:val="20"/>
+              </w:rPr>
+            </w:pPr>
+            <w:r>
+              <w:rPr>
+                <w:sz w:val="20"/>
+                <w:szCs w:val="20"/>
+              </w:rPr>
+              <w:t>함수</w:t>
+            </w:r>
+            <w:r>
+              <w:rPr>
+                <w:sz w:val="20"/>
+                <w:szCs w:val="20"/>
+              </w:rPr>
+              <w:tab/>
+              <w:t>{return(FN);}</w:t>
+            </w:r>
+          </w:p>
+          <w:p>
+            <w:pPr>
+              <w:rPr>
+                <w:sz w:val="20"/>
+                <w:szCs w:val="20"/>
+              </w:rPr>
+            </w:pPr>
+            <w:proofErr w:type="spellStart"/>
+            <w:r>
+              <w:rPr>
+                <w:sz w:val="20"/>
+                <w:szCs w:val="20"/>
+              </w:rPr>
+              <w:t>반복할랭</w:t>
+            </w:r>
+            <w:proofErr w:type="spellEnd"/>
+            <w:r>
+              <w:rPr>
+                <w:sz w:val="20"/>
+                <w:szCs w:val="20"/>
+              </w:rPr>
+              <w:tab/>
+              <w:t>{return(LOOP);}</w:t>
+            </w:r>
+          </w:p>
+          <w:p>
+            <w:pPr>
+              <w:rPr>
+                <w:sz w:val="20"/>
+                <w:szCs w:val="20"/>
+              </w:rPr>
+            </w:pPr>
+            <w:r>
+              <w:rPr>
+                <w:sz w:val="20"/>
+                <w:szCs w:val="20"/>
+              </w:rPr>
+              <w:t>작다면         {return(LT);}</w:t>
+            </w:r>
+          </w:p>
+          <w:p>
+            <w:pPr>
+              <w:rPr>
+                <w:sz w:val="20"/>
+                <w:szCs w:val="20"/>
+              </w:rPr>
+            </w:pPr>
+            <w:r>
+              <w:rPr>
+                <w:sz w:val="20"/>
+                <w:szCs w:val="20"/>
+              </w:rPr>
+              <w:t>크다면         {return(GT);}</w:t>
+            </w:r>
+          </w:p>
+          <w:p>
+            <w:pPr>
+              <w:rPr>
+                <w:sz w:val="20"/>
+                <w:szCs w:val="20"/>
+              </w:rPr>
+            </w:pPr>
+            <w:r>
+              <w:rPr>
+                <w:sz w:val="20"/>
+                <w:szCs w:val="20"/>
+              </w:rPr>
+              <w:t>"의 값을"</w:t>
+            </w:r>
+            <w:r>
+              <w:rPr>
+                <w:sz w:val="20"/>
+                <w:szCs w:val="20"/>
+              </w:rPr>
+              <w:tab/>
+              <w:t>{return(VAL);}</w:t>
+            </w:r>
+          </w:p>
+          <w:p>
+            <w:pPr>
+              <w:rPr>
+                <w:sz w:val="20"/>
+                <w:szCs w:val="20"/>
+              </w:rPr>
+            </w:pPr>
+            <w:r>
+              <w:rPr>
+                <w:sz w:val="20"/>
+                <w:szCs w:val="20"/>
+              </w:rPr>
+              <w:t>"작거나 같다면"      {return(LE);}</w:t>
+            </w:r>
+          </w:p>
+          <w:p>
+            <w:pPr>
+              <w:rPr>
+                <w:sz w:val="20"/>
+                <w:szCs w:val="20"/>
+              </w:rPr>
+            </w:pPr>
+            <w:r>
+              <w:rPr>
+                <w:sz w:val="20"/>
+                <w:szCs w:val="20"/>
+              </w:rPr>
+              <w:t>"크거나 같다면"      {return(GE);}</w:t>
+            </w:r>
+          </w:p>
+          <w:p>
+            <w:pPr>
+              <w:rPr>
+                <w:sz w:val="20"/>
+                <w:szCs w:val="20"/>
+              </w:rPr>
+            </w:pPr>
+            <w:r>
+              <w:rPr>
+                <w:sz w:val="20"/>
+                <w:szCs w:val="20"/>
+              </w:rPr>
+              <w:t>같다면      {return(EQ);}</w:t>
+            </w:r>
+          </w:p>
+          <w:p>
+            <w:pPr>
+              <w:rPr>
+                <w:sz w:val="20"/>
+                <w:szCs w:val="20"/>
+              </w:rPr>
+            </w:pPr>
+            <w:r>
+              <w:rPr>
+                <w:sz w:val="20"/>
+                <w:szCs w:val="20"/>
+              </w:rPr>
+              <w:t>"같지 않다면"      {return(NE);}</w:t>
+            </w:r>
+          </w:p>
+          <w:p>
+            <w:pPr>
+              <w:rPr>
+                <w:sz w:val="20"/>
+                <w:szCs w:val="20"/>
+              </w:rPr>
+            </w:pPr>
+            <w:r>
+              <w:rPr>
+                <w:sz w:val="20"/>
+                <w:szCs w:val="20"/>
+              </w:rPr>
+              <w:t>"+="</w:t>
+            </w:r>
             <w:proofErr w:type="gramStart"/>
             <w:r>
               <w:rPr>
                 <w:sz w:val="20"/>
                 <w:szCs w:val="20"/>
               </w:rPr>
+              <w:tab/>
+              <w:t xml:space="preserve">  {return(</w:t>
+            </w:r>
+            <w:proofErr w:type="gramEnd"/>
+            <w:r>
+              <w:rPr>
+                <w:sz w:val="20"/>
+                <w:szCs w:val="20"/>
+              </w:rPr>
+              <w:t>AA);}</w:t>
+            </w:r>
+          </w:p>
+          <w:p>
+            <w:pPr>
+              <w:rPr>
+                <w:sz w:val="20"/>
+                <w:szCs w:val="20"/>
+              </w:rPr>
+            </w:pPr>
+            <w:r>
+              <w:rPr>
+                <w:sz w:val="20"/>
+                <w:szCs w:val="20"/>
+              </w:rPr>
+              <w:t>"-="</w:t>
+            </w:r>
+            <w:proofErr w:type="gramStart"/>
+            <w:r>
+              <w:rPr>
+                <w:sz w:val="20"/>
+                <w:szCs w:val="20"/>
+              </w:rPr>
+              <w:tab/>
+              <w:t xml:space="preserve">  {return(</w:t>
+            </w:r>
+            <w:proofErr w:type="gramEnd"/>
+            <w:r>
+              <w:rPr>
+                <w:sz w:val="20"/>
+                <w:szCs w:val="20"/>
+              </w:rPr>
+              <w:t>SA);}</w:t>
+            </w:r>
+          </w:p>
+          <w:p>
+            <w:pPr>
+              <w:rPr>
+                <w:sz w:val="20"/>
+                <w:szCs w:val="20"/>
+              </w:rPr>
+            </w:pPr>
+            <w:r>
+              <w:rPr>
+                <w:sz w:val="20"/>
+                <w:szCs w:val="20"/>
+              </w:rPr>
+              <w:t>"*="</w:t>
+            </w:r>
+            <w:proofErr w:type="gramStart"/>
+            <w:r>
+              <w:rPr>
+                <w:sz w:val="20"/>
+                <w:szCs w:val="20"/>
+              </w:rPr>
+              <w:tab/>
+              <w:t xml:space="preserve">  {return(</w:t>
+            </w:r>
+            <w:proofErr w:type="gramEnd"/>
+            <w:r>
+              <w:rPr>
+                <w:sz w:val="20"/>
+                <w:szCs w:val="20"/>
+              </w:rPr>
+              <w:t>MA);}</w:t>
+            </w:r>
+          </w:p>
+          <w:p>
+            <w:pPr>
+              <w:rPr>
+                <w:sz w:val="20"/>
+                <w:szCs w:val="20"/>
+              </w:rPr>
+            </w:pPr>
+            <w:r>
+              <w:rPr>
+                <w:sz w:val="20"/>
+                <w:szCs w:val="20"/>
+              </w:rPr>
+              <w:t>"/="</w:t>
+            </w:r>
+            <w:proofErr w:type="gramStart"/>
+            <w:r>
+              <w:rPr>
+                <w:sz w:val="20"/>
+                <w:szCs w:val="20"/>
+              </w:rPr>
+              <w:tab/>
+              <w:t xml:space="preserve">  {return(</w:t>
+            </w:r>
+            <w:proofErr w:type="gramEnd"/>
+            <w:r>
+              <w:rPr>
+                <w:sz w:val="20"/>
+                <w:szCs w:val="20"/>
+              </w:rPr>
+              <w:t>DA);}</w:t>
+            </w:r>
+          </w:p>
+          <w:p>
+            <w:pPr>
+              <w:rPr>
+                <w:sz w:val="20"/>
+                <w:szCs w:val="20"/>
+              </w:rPr>
+            </w:pPr>
+            <w:r>
+              <w:rPr>
+                <w:sz w:val="20"/>
+                <w:szCs w:val="20"/>
+              </w:rPr>
+              <w:t>일단은</w:t>
+            </w:r>
+            <w:r>
+              <w:rPr>
+                <w:sz w:val="20"/>
+                <w:szCs w:val="20"/>
+              </w:rPr>
+              <w:tab/>
+              <w:t>{return(FOR);}</w:t>
+            </w:r>
+          </w:p>
+          <w:p>
+            <w:pPr>
+              <w:rPr>
+                <w:sz w:val="20"/>
+                <w:szCs w:val="20"/>
+              </w:rPr>
+            </w:pPr>
+            <w:r>
+              <w:rPr>
+                <w:sz w:val="20"/>
+                <w:szCs w:val="20"/>
+              </w:rPr>
+              <w:t>"</w:t>
+            </w:r>
+            <w:proofErr w:type="spellStart"/>
+            <w:r>
+              <w:rPr>
+                <w:sz w:val="20"/>
+                <w:szCs w:val="20"/>
+              </w:rPr>
+              <w:t>입력받아줭</w:t>
+            </w:r>
+            <w:proofErr w:type="spellEnd"/>
+            <w:r>
+              <w:rPr>
+                <w:sz w:val="20"/>
+                <w:szCs w:val="20"/>
+              </w:rPr>
+              <w:t>"</w:t>
+            </w:r>
+            <w:r>
+              <w:rPr>
+                <w:sz w:val="20"/>
+                <w:szCs w:val="20"/>
+              </w:rPr>
+              <w:tab/>
+              <w:t>{return(SCANF);}</w:t>
+            </w:r>
+          </w:p>
+          <w:p>
+            <w:pPr>
+              <w:rPr>
+                <w:sz w:val="20"/>
+                <w:szCs w:val="20"/>
+              </w:rPr>
+            </w:pPr>
+            <w:r>
+              <w:rPr>
+                <w:sz w:val="20"/>
+                <w:szCs w:val="20"/>
+              </w:rPr>
+              <w:t>:</w:t>
+            </w:r>
+            <w:r>
+              <w:rPr>
+                <w:sz w:val="20"/>
+                <w:szCs w:val="20"/>
+              </w:rPr>
+              <w:tab/>
+              <w:t>{</w:t>
+            </w:r>
+            <w:proofErr w:type="gramStart"/>
+            <w:r>
+              <w:rPr>
+                <w:sz w:val="20"/>
+                <w:szCs w:val="20"/>
+              </w:rPr>
+              <w:t>return(</w:t>
+            </w:r>
+            <w:proofErr w:type="gramEnd"/>
+            <w:r>
+              <w:rPr>
+                <w:sz w:val="20"/>
+                <w:szCs w:val="20"/>
+              </w:rPr>
+              <w:t>COLON);}</w:t>
+            </w:r>
+          </w:p>
+          <w:p>
+            <w:pPr>
+              <w:rPr>
+                <w:sz w:val="20"/>
+                <w:szCs w:val="20"/>
+              </w:rPr>
+            </w:pPr>
+            <w:r>
+              <w:rPr>
+                <w:sz w:val="20"/>
+                <w:szCs w:val="20"/>
+              </w:rPr>
+              <w:t>"++"</w:t>
+            </w:r>
+            <w:r>
+              <w:rPr>
+                <w:sz w:val="20"/>
+                <w:szCs w:val="20"/>
+              </w:rPr>
+              <w:tab/>
+              <w:t>{</w:t>
+            </w:r>
+            <w:proofErr w:type="gramStart"/>
+            <w:r>
+              <w:rPr>
+                <w:sz w:val="20"/>
+                <w:szCs w:val="20"/>
+              </w:rPr>
+              <w:t>return(</w:t>
+            </w:r>
+            <w:proofErr w:type="gramEnd"/>
+            <w:r>
+              <w:rPr>
+                <w:sz w:val="20"/>
+                <w:szCs w:val="20"/>
+              </w:rPr>
+              <w:t>INC);}</w:t>
+            </w:r>
+          </w:p>
+          <w:p>
+            <w:pPr>
+              <w:rPr>
+                <w:sz w:val="20"/>
+                <w:szCs w:val="20"/>
+              </w:rPr>
+            </w:pPr>
+            <w:r>
+              <w:rPr>
+                <w:sz w:val="20"/>
+                <w:szCs w:val="20"/>
+              </w:rPr>
+              <w:t>"--"</w:t>
+            </w:r>
+            <w:r>
+              <w:rPr>
+                <w:sz w:val="20"/>
+                <w:szCs w:val="20"/>
+              </w:rPr>
+              <w:tab/>
+              <w:t>{</w:t>
+            </w:r>
+            <w:proofErr w:type="gramStart"/>
+            <w:r>
+              <w:rPr>
+                <w:sz w:val="20"/>
+                <w:szCs w:val="20"/>
+              </w:rPr>
+              <w:t>return(</w:t>
+            </w:r>
+            <w:proofErr w:type="gramEnd"/>
+            <w:r>
+              <w:rPr>
+                <w:sz w:val="20"/>
+                <w:szCs w:val="20"/>
+              </w:rPr>
+              <w:t>DEC);}</w:t>
+            </w:r>
+          </w:p>
+          <w:p>
+            <w:pPr>
+              <w:rPr>
+                <w:sz w:val="20"/>
+                <w:szCs w:val="20"/>
+              </w:rPr>
+            </w:pPr>
+            <w:proofErr w:type="spellStart"/>
+            <w:r>
+              <w:rPr>
+                <w:sz w:val="20"/>
+                <w:szCs w:val="20"/>
+              </w:rPr>
+              <w:t>호출할랭</w:t>
+            </w:r>
+            <w:proofErr w:type="spellEnd"/>
+            <w:r>
+              <w:rPr>
+                <w:sz w:val="20"/>
+                <w:szCs w:val="20"/>
+              </w:rPr>
+              <w:tab/>
+              <w:t>{return(CALL);}</w:t>
+            </w:r>
+          </w:p>
+          <w:p>
+            <w:pPr>
+              <w:rPr>
+                <w:sz w:val="20"/>
+                <w:szCs w:val="20"/>
+              </w:rPr>
+            </w:pPr>
+            <w:proofErr w:type="spellStart"/>
+            <w:r>
+              <w:rPr>
+                <w:sz w:val="20"/>
+                <w:szCs w:val="20"/>
+              </w:rPr>
+              <w:t>출력할랭</w:t>
+            </w:r>
+            <w:proofErr w:type="spellEnd"/>
+            <w:r>
+              <w:rPr>
+                <w:sz w:val="20"/>
+                <w:szCs w:val="20"/>
+              </w:rPr>
+              <w:tab/>
+              <w:t>{return(PRINTF);}</w:t>
+            </w:r>
+          </w:p>
+          <w:p>
+            <w:pPr>
+              <w:rPr>
+                <w:sz w:val="20"/>
+                <w:szCs w:val="20"/>
+              </w:rPr>
+            </w:pPr>
+            <w:r>
+              <w:rPr>
+                <w:sz w:val="20"/>
+                <w:szCs w:val="20"/>
+              </w:rPr>
+              <w:t>이제</w:t>
+            </w:r>
+            <w:r>
+              <w:rPr>
+                <w:sz w:val="20"/>
+                <w:szCs w:val="20"/>
+              </w:rPr>
+              <w:tab/>
+              <w:t>{return(NOW);}</w:t>
+            </w:r>
+          </w:p>
+          <w:p>
+            <w:pPr>
+              <w:rPr>
+                <w:sz w:val="20"/>
+                <w:szCs w:val="20"/>
+              </w:rPr>
+            </w:pPr>
+            <w:r>
+              <w:rPr>
+                <w:sz w:val="20"/>
+                <w:szCs w:val="20"/>
+              </w:rPr>
+              <w:t xml:space="preserve">"의 값을 서로 </w:t>
+            </w:r>
+            <w:proofErr w:type="spellStart"/>
+            <w:r>
+              <w:rPr>
+                <w:sz w:val="20"/>
+                <w:szCs w:val="20"/>
+              </w:rPr>
+              <w:t>바꿔줭</w:t>
+            </w:r>
+            <w:proofErr w:type="spellEnd"/>
+            <w:r>
+              <w:rPr>
+                <w:sz w:val="20"/>
+                <w:szCs w:val="20"/>
+              </w:rPr>
+              <w:t>"</w:t>
+            </w:r>
+            <w:r>
+              <w:rPr>
+                <w:sz w:val="20"/>
+                <w:szCs w:val="20"/>
+              </w:rPr>
+              <w:tab/>
+              <w:t>{return(SWAP);}</w:t>
+            </w:r>
+          </w:p>
+          <w:p>
+            <w:pPr>
+              <w:rPr>
+                <w:sz w:val="20"/>
+                <w:szCs w:val="20"/>
+              </w:rPr>
+            </w:pPr>
+            <w:r>
+              <w:rPr>
+                <w:sz w:val="20"/>
+                <w:szCs w:val="20"/>
+              </w:rPr>
+              <w:t>"일 경우엔"</w:t>
+            </w:r>
+            <w:r>
+              <w:rPr>
+                <w:sz w:val="20"/>
+                <w:szCs w:val="20"/>
+              </w:rPr>
+              <w:tab/>
+              <w:t>{return(CASE);}</w:t>
+            </w:r>
+          </w:p>
+          <w:p>
+            <w:pPr>
+              <w:rPr>
+                <w:sz w:val="20"/>
+                <w:szCs w:val="20"/>
+              </w:rPr>
+            </w:pPr>
+            <w:r>
+              <w:rPr>
+                <w:sz w:val="20"/>
+                <w:szCs w:val="20"/>
+              </w:rPr>
+              <w:t>"</w:t>
+            </w:r>
+            <w:proofErr w:type="spellStart"/>
+            <w:r>
+              <w:rPr>
+                <w:sz w:val="20"/>
+                <w:szCs w:val="20"/>
+              </w:rPr>
+              <w:t>빠져나가봥</w:t>
+            </w:r>
+            <w:proofErr w:type="spellEnd"/>
+            <w:r>
+              <w:rPr>
+                <w:sz w:val="20"/>
+                <w:szCs w:val="20"/>
+              </w:rPr>
+              <w:t>"</w:t>
+            </w:r>
+            <w:r>
+              <w:rPr>
+                <w:sz w:val="20"/>
+                <w:szCs w:val="20"/>
+              </w:rPr>
+              <w:tab/>
+              <w:t>{return(BREAK);}</w:t>
+            </w:r>
+          </w:p>
+          <w:p>
+            <w:pPr>
+              <w:rPr>
+                <w:sz w:val="20"/>
+                <w:szCs w:val="20"/>
+              </w:rPr>
+            </w:pPr>
+            <w:r>
+              <w:rPr>
+                <w:sz w:val="20"/>
+                <w:szCs w:val="20"/>
+              </w:rPr>
+              <w:t xml:space="preserve">"다 </w:t>
+            </w:r>
+            <w:proofErr w:type="spellStart"/>
+            <w:r>
+              <w:rPr>
+                <w:sz w:val="20"/>
+                <w:szCs w:val="20"/>
+              </w:rPr>
+              <w:t>아닌경우엔</w:t>
+            </w:r>
+            <w:proofErr w:type="spellEnd"/>
+            <w:r>
+              <w:rPr>
+                <w:sz w:val="20"/>
+                <w:szCs w:val="20"/>
+              </w:rPr>
+              <w:t>"</w:t>
+            </w:r>
+            <w:r>
+              <w:rPr>
+                <w:sz w:val="20"/>
+                <w:szCs w:val="20"/>
+              </w:rPr>
+              <w:tab/>
+              <w:t>{return(DEFAULT);}</w:t>
+            </w:r>
+          </w:p>
+          <w:p>
+            <w:pPr>
+              <w:rPr>
+                <w:sz w:val="20"/>
+                <w:szCs w:val="20"/>
+              </w:rPr>
+            </w:pPr>
+            <w:r>
+              <w:rPr>
+                <w:sz w:val="20"/>
+                <w:szCs w:val="20"/>
+              </w:rPr>
+              <w:t xml:space="preserve">"여러 경우가 </w:t>
+            </w:r>
+            <w:proofErr w:type="spellStart"/>
+            <w:r>
+              <w:rPr>
+                <w:sz w:val="20"/>
+                <w:szCs w:val="20"/>
+              </w:rPr>
+              <w:t>있엉</w:t>
+            </w:r>
+            <w:proofErr w:type="spellEnd"/>
+            <w:r>
+              <w:rPr>
+                <w:sz w:val="20"/>
+                <w:szCs w:val="20"/>
+              </w:rPr>
+              <w:t>"</w:t>
+            </w:r>
+            <w:r>
+              <w:rPr>
+                <w:sz w:val="20"/>
+                <w:szCs w:val="20"/>
+              </w:rPr>
+              <w:tab/>
+              <w:t>{return(SWITCH);}</w:t>
+            </w:r>
+          </w:p>
+          <w:p>
+            <w:pPr>
+              <w:rPr>
+                <w:sz w:val="20"/>
+                <w:szCs w:val="20"/>
+              </w:rPr>
+            </w:pPr>
+            <w:r>
+              <w:rPr>
+                <w:sz w:val="20"/>
+                <w:szCs w:val="20"/>
+              </w:rPr>
+              <w:t>"</w:t>
+            </w:r>
+            <w:proofErr w:type="spellStart"/>
+            <w:r>
+              <w:rPr>
+                <w:sz w:val="20"/>
+                <w:szCs w:val="20"/>
+              </w:rPr>
+              <w:t>시작할랭</w:t>
+            </w:r>
+            <w:proofErr w:type="spellEnd"/>
+            <w:r>
+              <w:rPr>
+                <w:sz w:val="20"/>
+                <w:szCs w:val="20"/>
+              </w:rPr>
+              <w:t>"</w:t>
+            </w:r>
+            <w:r>
+              <w:rPr>
+                <w:sz w:val="20"/>
+                <w:szCs w:val="20"/>
+              </w:rPr>
+              <w:tab/>
+              <w:t>{return(START);}</w:t>
+            </w:r>
+          </w:p>
+          <w:p>
+            <w:pPr>
+              <w:rPr>
+                <w:sz w:val="20"/>
+                <w:szCs w:val="20"/>
+              </w:rPr>
+            </w:pPr>
+            <w:r>
+              <w:rPr>
+                <w:sz w:val="20"/>
+                <w:szCs w:val="20"/>
+              </w:rPr>
+              <w:t>"</w:t>
+            </w:r>
+            <w:proofErr w:type="spellStart"/>
+            <w:r>
+              <w:rPr>
+                <w:sz w:val="20"/>
+                <w:szCs w:val="20"/>
+              </w:rPr>
+              <w:t>고마웡</w:t>
+            </w:r>
+            <w:proofErr w:type="spellEnd"/>
+            <w:r>
+              <w:rPr>
+                <w:sz w:val="20"/>
+                <w:szCs w:val="20"/>
+              </w:rPr>
+              <w:t>"</w:t>
+            </w:r>
+            <w:r>
+              <w:rPr>
+                <w:sz w:val="20"/>
+                <w:szCs w:val="20"/>
+              </w:rPr>
+              <w:tab/>
+              <w:t>{return(END)</w:t>
+            </w:r>
+            <w:proofErr w:type="gramStart"/>
+            <w:r>
+              <w:rPr>
+                <w:sz w:val="20"/>
+                <w:szCs w:val="20"/>
+              </w:rPr>
+              <w:t>; }</w:t>
+            </w:r>
+            <w:proofErr w:type="gramEnd"/>
+          </w:p>
+          <w:p>
+            <w:pPr>
+              <w:rPr>
+                <w:sz w:val="20"/>
+                <w:szCs w:val="20"/>
+              </w:rPr>
+            </w:pPr>
+            <w:proofErr w:type="spellStart"/>
+            <w:r>
+              <w:rPr>
+                <w:sz w:val="20"/>
+                <w:szCs w:val="20"/>
+              </w:rPr>
+              <w:t>func</w:t>
+            </w:r>
+            <w:proofErr w:type="spellEnd"/>
+            <w:r>
+              <w:rPr>
+                <w:sz w:val="20"/>
+                <w:szCs w:val="20"/>
+              </w:rPr>
+              <w:t>_{letter}+</w:t>
+            </w:r>
+            <w:r>
+              <w:rPr>
+                <w:sz w:val="20"/>
+                <w:szCs w:val="20"/>
+              </w:rPr>
+              <w:tab/>
+              <w:t>{</w:t>
+            </w:r>
+            <w:proofErr w:type="gramStart"/>
+            <w:r>
+              <w:rPr>
+                <w:sz w:val="20"/>
+                <w:szCs w:val="20"/>
+              </w:rPr>
+              <w:t>return(</w:t>
+            </w:r>
+            <w:proofErr w:type="gramEnd"/>
+            <w:r>
+              <w:rPr>
+                <w:sz w:val="20"/>
+                <w:szCs w:val="20"/>
+              </w:rPr>
+              <w:t>FNAME);}</w:t>
+            </w:r>
+          </w:p>
+          <w:p>
+            <w:pPr>
+              <w:rPr>
+                <w:sz w:val="20"/>
+                <w:szCs w:val="20"/>
+              </w:rPr>
+            </w:pPr>
+            <w:r>
+              <w:rPr>
+                <w:sz w:val="20"/>
+                <w:szCs w:val="20"/>
+              </w:rPr>
+              <w:t>{id}</w:t>
+            </w:r>
+            <w:r>
+              <w:rPr>
+                <w:sz w:val="20"/>
+                <w:szCs w:val="20"/>
+              </w:rPr>
+              <w:tab/>
+              <w:t>{temp=</w:t>
+            </w:r>
+            <w:proofErr w:type="spellStart"/>
+            <w:r>
+              <w:rPr>
+                <w:sz w:val="20"/>
+                <w:szCs w:val="20"/>
+              </w:rPr>
+              <w:t>insertsym</w:t>
+            </w:r>
+            <w:proofErr w:type="spellEnd"/>
+            <w:r>
+              <w:rPr>
+                <w:sz w:val="20"/>
+                <w:szCs w:val="20"/>
+              </w:rPr>
+              <w:t>(</w:t>
+            </w:r>
+            <w:proofErr w:type="spellStart"/>
+            <w:r>
+              <w:rPr>
+                <w:sz w:val="20"/>
+                <w:szCs w:val="20"/>
+              </w:rPr>
+              <w:t>yytext</w:t>
+            </w:r>
+            <w:proofErr w:type="spellEnd"/>
+            <w:r>
+              <w:rPr>
+                <w:sz w:val="20"/>
+                <w:szCs w:val="20"/>
+              </w:rPr>
+              <w:t xml:space="preserve">); </w:t>
+            </w:r>
+            <w:proofErr w:type="spellStart"/>
+            <w:r>
+              <w:rPr>
+                <w:sz w:val="20"/>
+                <w:szCs w:val="20"/>
+              </w:rPr>
+              <w:t>yylval</w:t>
+            </w:r>
+            <w:proofErr w:type="spellEnd"/>
+            <w:r>
+              <w:rPr>
+                <w:sz w:val="20"/>
+                <w:szCs w:val="20"/>
+              </w:rPr>
+              <w:t>=</w:t>
+            </w:r>
+            <w:proofErr w:type="spellStart"/>
+            <w:proofErr w:type="gramStart"/>
+            <w:r>
+              <w:rPr>
+                <w:sz w:val="20"/>
+                <w:szCs w:val="20"/>
+              </w:rPr>
               <w:t>MakeNode</w:t>
             </w:r>
             <w:proofErr w:type="spellEnd"/>
@@ -4494,80 +6507,48 @@
                 <w:sz w:val="20"/>
                 <w:szCs w:val="20"/>
               </w:rPr>
-              <w:t>int, int);</w:t>
-            </w:r>
-          </w:p>
-          <w:p>
-            <w:pPr>
-              <w:rPr>
-                <w:sz w:val="20"/>
-                <w:szCs w:val="20"/>
-              </w:rPr>
-            </w:pPr>
-          </w:p>
-          <w:p>
-            <w:pPr>
-              <w:rPr>
-                <w:sz w:val="20"/>
-                <w:szCs w:val="20"/>
-              </w:rPr>
-            </w:pPr>
-            <w:r>
-              <w:rPr>
-                <w:sz w:val="20"/>
-                <w:szCs w:val="20"/>
-              </w:rPr>
-              <w:t>%}</w:t>
-            </w:r>
-          </w:p>
-          <w:p>
-            <w:pPr>
-              <w:rPr>
-                <w:sz w:val="20"/>
-                <w:szCs w:val="20"/>
-              </w:rPr>
-            </w:pPr>
-            <w:proofErr w:type="spellStart"/>
-            <w:r>
-              <w:rPr>
-                <w:sz w:val="20"/>
-                <w:szCs w:val="20"/>
-              </w:rPr>
-              <w:t>sp</w:t>
-            </w:r>
-            <w:proofErr w:type="spellEnd"/>
-            <w:r>
-              <w:rPr>
-                <w:sz w:val="20"/>
-                <w:szCs w:val="20"/>
-              </w:rPr>
-              <w:tab/>
-            </w:r>
-            <w:r>
-              <w:rPr>
-                <w:sz w:val="20"/>
-                <w:szCs w:val="20"/>
-              </w:rPr>
-              <w:tab/>
-              <w:t>[ \t]</w:t>
-            </w:r>
-          </w:p>
-          <w:p>
-            <w:pPr>
-              <w:rPr>
-                <w:sz w:val="20"/>
-                <w:szCs w:val="20"/>
-              </w:rPr>
-            </w:pPr>
-            <w:proofErr w:type="spellStart"/>
-            <w:r>
-              <w:rPr>
-                <w:sz w:val="20"/>
-                <w:szCs w:val="20"/>
-              </w:rPr>
-              <w:t>ws</w:t>
-            </w:r>
-            <w:proofErr w:type="spellEnd"/>
+              <w:t xml:space="preserve">ID, temp); </w:t>
+            </w:r>
+            <w:proofErr w:type="gramStart"/>
+            <w:r>
+              <w:rPr>
+                <w:sz w:val="20"/>
+                <w:szCs w:val="20"/>
+              </w:rPr>
+              <w:t>return(</w:t>
+            </w:r>
+            <w:proofErr w:type="gramEnd"/>
+            <w:r>
+              <w:rPr>
+                <w:sz w:val="20"/>
+                <w:szCs w:val="20"/>
+              </w:rPr>
+              <w:t>ID);}</w:t>
+            </w:r>
+          </w:p>
+          <w:p>
+            <w:pPr>
+              <w:rPr>
+                <w:sz w:val="20"/>
+                <w:szCs w:val="20"/>
+              </w:rPr>
+            </w:pPr>
+            <w:proofErr w:type="gramStart"/>
+            <w:r>
+              <w:rPr>
+                <w:sz w:val="20"/>
+                <w:szCs w:val="20"/>
+              </w:rPr>
+              <w:t>-?{</w:t>
+            </w:r>
+            <w:proofErr w:type="gramEnd"/>
+            <w:r>
+              <w:rPr>
+                <w:sz w:val="20"/>
+                <w:szCs w:val="20"/>
+              </w:rPr>
+              <w:t>digit}+</w:t>
+            </w:r>
             <w:r>
               <w:rPr>
                 <w:sz w:val="20"/>
@@ -4584,392 +6565,79 @@
               <w:t>{</w:t>
             </w:r>
             <w:proofErr w:type="spellStart"/>
-            <w:r>
-              <w:rPr>
-                <w:sz w:val="20"/>
-                <w:szCs w:val="20"/>
-              </w:rPr>
-              <w:t>sp</w:t>
-            </w:r>
-            <w:proofErr w:type="spellEnd"/>
-            <w:r>
-              <w:rPr>
-                <w:sz w:val="20"/>
-                <w:szCs w:val="20"/>
-              </w:rPr>
-              <w:t>}+</w:t>
-            </w:r>
-          </w:p>
-          <w:p>
-            <w:pPr>
-              <w:rPr>
-                <w:sz w:val="20"/>
-                <w:szCs w:val="20"/>
-              </w:rPr>
-            </w:pPr>
-            <w:proofErr w:type="spellStart"/>
-            <w:r>
-              <w:rPr>
-                <w:sz w:val="20"/>
-                <w:szCs w:val="20"/>
-              </w:rPr>
-              <w:t>nl</w:t>
-            </w:r>
-            <w:proofErr w:type="spellEnd"/>
-            <w:r>
-              <w:rPr>
-                <w:sz w:val="20"/>
-                <w:szCs w:val="20"/>
-              </w:rPr>
-              <w:tab/>
-            </w:r>
-            <w:r>
-              <w:rPr>
-                <w:sz w:val="20"/>
-                <w:szCs w:val="20"/>
-              </w:rPr>
-              <w:tab/>
-              <w:t>\n</w:t>
-            </w:r>
-          </w:p>
-          <w:p>
-            <w:pPr>
-              <w:rPr>
-                <w:sz w:val="20"/>
-                <w:szCs w:val="20"/>
-              </w:rPr>
-            </w:pPr>
-            <w:proofErr w:type="spellStart"/>
-            <w:r>
-              <w:rPr>
-                <w:sz w:val="20"/>
-                <w:szCs w:val="20"/>
-              </w:rPr>
-              <w:t>eletter</w:t>
-            </w:r>
-            <w:proofErr w:type="spellEnd"/>
-            <w:r>
-              <w:rPr>
-                <w:sz w:val="20"/>
-                <w:szCs w:val="20"/>
-              </w:rPr>
-              <w:tab/>
-              <w:t>[A-Za-z]</w:t>
-            </w:r>
-          </w:p>
-          <w:p>
-            <w:pPr>
-              <w:rPr>
-                <w:sz w:val="20"/>
-                <w:szCs w:val="20"/>
-              </w:rPr>
-            </w:pPr>
-            <w:proofErr w:type="spellStart"/>
-            <w:r>
-              <w:rPr>
-                <w:sz w:val="20"/>
-                <w:szCs w:val="20"/>
-              </w:rPr>
-              <w:t>hletter</w:t>
-            </w:r>
-            <w:proofErr w:type="spellEnd"/>
-            <w:r>
-              <w:rPr>
-                <w:sz w:val="20"/>
-                <w:szCs w:val="20"/>
-              </w:rPr>
-              <w:tab/>
-              <w:t>[</w:t>
-            </w:r>
             <w:proofErr w:type="gramStart"/>
             <w:r>
               <w:rPr>
                 <w:sz w:val="20"/>
                 <w:szCs w:val="20"/>
               </w:rPr>
-              <w:t>\xb0-\</w:t>
-            </w:r>
-            <w:proofErr w:type="spellStart"/>
-            <w:r>
-              <w:rPr>
-                <w:sz w:val="20"/>
-                <w:szCs w:val="20"/>
-              </w:rPr>
-              <w:t>xfe</w:t>
-            </w:r>
-            <w:proofErr w:type="spellEnd"/>
-            <w:r>
-              <w:rPr>
-                <w:sz w:val="20"/>
-                <w:szCs w:val="20"/>
-              </w:rPr>
-              <w:t>][</w:t>
-            </w:r>
+              <w:t>sscanf</w:t>
+            </w:r>
+            <w:proofErr w:type="spellEnd"/>
+            <w:r>
+              <w:rPr>
+                <w:sz w:val="20"/>
+                <w:szCs w:val="20"/>
+              </w:rPr>
+              <w:t>(</w:t>
+            </w:r>
+            <w:proofErr w:type="spellStart"/>
             <w:proofErr w:type="gramEnd"/>
             <w:r>
               <w:rPr>
                 <w:sz w:val="20"/>
                 <w:szCs w:val="20"/>
               </w:rPr>
-              <w:t>\xa0-\</w:t>
-            </w:r>
-            <w:proofErr w:type="spellStart"/>
-            <w:r>
-              <w:rPr>
-                <w:sz w:val="20"/>
-                <w:szCs w:val="20"/>
-              </w:rPr>
-              <w:t>xfe</w:t>
-            </w:r>
-            <w:proofErr w:type="spellEnd"/>
-            <w:r>
-              <w:rPr>
-                <w:sz w:val="20"/>
-                <w:szCs w:val="20"/>
-              </w:rPr>
-              <w:t>]</w:t>
-            </w:r>
-          </w:p>
-          <w:p>
-            <w:pPr>
-              <w:rPr>
-                <w:sz w:val="20"/>
-                <w:szCs w:val="20"/>
-              </w:rPr>
-            </w:pPr>
-            <w:r>
-              <w:rPr>
-                <w:sz w:val="20"/>
-                <w:szCs w:val="20"/>
-              </w:rPr>
-              <w:t>letter</w:t>
-            </w:r>
-            <w:r>
-              <w:rPr>
-                <w:sz w:val="20"/>
-                <w:szCs w:val="20"/>
-              </w:rPr>
-              <w:tab/>
-              <w:t>({</w:t>
-            </w:r>
-            <w:proofErr w:type="spellStart"/>
-            <w:r>
-              <w:rPr>
-                <w:sz w:val="20"/>
-                <w:szCs w:val="20"/>
-              </w:rPr>
-              <w:t>eletter</w:t>
-            </w:r>
-            <w:proofErr w:type="spellEnd"/>
-            <w:r>
-              <w:rPr>
-                <w:sz w:val="20"/>
-                <w:szCs w:val="20"/>
-              </w:rPr>
-              <w:t>})</w:t>
-            </w:r>
-          </w:p>
-          <w:p>
-            <w:pPr>
-              <w:rPr>
-                <w:sz w:val="20"/>
-                <w:szCs w:val="20"/>
-              </w:rPr>
-            </w:pPr>
-            <w:r>
-              <w:rPr>
-                <w:sz w:val="20"/>
-                <w:szCs w:val="20"/>
-              </w:rPr>
-              <w:t>digit</w:t>
-            </w:r>
-            <w:r>
-              <w:rPr>
-                <w:sz w:val="20"/>
-                <w:szCs w:val="20"/>
-              </w:rPr>
-              <w:tab/>
-              <w:t>[0-9]</w:t>
-            </w:r>
-          </w:p>
-          <w:p>
-            <w:pPr>
-              <w:rPr>
-                <w:sz w:val="20"/>
-                <w:szCs w:val="20"/>
-              </w:rPr>
-            </w:pPr>
-            <w:r>
-              <w:rPr>
-                <w:sz w:val="20"/>
-                <w:szCs w:val="20"/>
-              </w:rPr>
-              <w:t>id</w:t>
-            </w:r>
-            <w:r>
-              <w:rPr>
-                <w:sz w:val="20"/>
-                <w:szCs w:val="20"/>
-              </w:rPr>
-              <w:tab/>
-              <w:t>{letter}({letter}|{digit</w:t>
-            </w:r>
+              <w:t>yytext</w:t>
+            </w:r>
+            <w:proofErr w:type="spellEnd"/>
+            <w:r>
+              <w:rPr>
+                <w:sz w:val="20"/>
+                <w:szCs w:val="20"/>
+              </w:rPr>
+              <w:t xml:space="preserve">, "%d", &amp;temp); </w:t>
+            </w:r>
+            <w:proofErr w:type="spellStart"/>
+            <w:r>
+              <w:rPr>
+                <w:sz w:val="20"/>
+                <w:szCs w:val="20"/>
+              </w:rPr>
+              <w:t>yylval</w:t>
+            </w:r>
+            <w:proofErr w:type="spellEnd"/>
+            <w:r>
+              <w:rPr>
+                <w:sz w:val="20"/>
+                <w:szCs w:val="20"/>
+              </w:rPr>
+              <w:t>=</w:t>
+            </w:r>
+            <w:proofErr w:type="spellStart"/>
             <w:proofErr w:type="gramStart"/>
             <w:r>
               <w:rPr>
                 <w:sz w:val="20"/>
                 <w:szCs w:val="20"/>
               </w:rPr>
-              <w:t>})*</w:t>
+              <w:t>MakeNode</w:t>
+            </w:r>
+            <w:proofErr w:type="spellEnd"/>
+            <w:r>
+              <w:rPr>
+                <w:sz w:val="20"/>
+                <w:szCs w:val="20"/>
+              </w:rPr>
+              <w:t>(</w:t>
             </w:r>
             <w:proofErr w:type="gramEnd"/>
-          </w:p>
-          <w:p>
-            <w:pPr>
-              <w:rPr>
-                <w:sz w:val="20"/>
-                <w:szCs w:val="20"/>
-              </w:rPr>
-            </w:pPr>
-            <w:r>
-              <w:rPr>
-                <w:sz w:val="20"/>
-                <w:szCs w:val="20"/>
-              </w:rPr>
-              <w:t>%%</w:t>
-            </w:r>
-          </w:p>
-          <w:p>
-            <w:pPr>
-              <w:rPr>
-                <w:sz w:val="20"/>
-                <w:szCs w:val="20"/>
-              </w:rPr>
-            </w:pPr>
-            <w:r>
-              <w:rPr>
-                <w:sz w:val="20"/>
-                <w:szCs w:val="20"/>
-              </w:rPr>
-              <w:t>{</w:t>
-            </w:r>
-            <w:proofErr w:type="spellStart"/>
-            <w:r>
-              <w:rPr>
-                <w:sz w:val="20"/>
-                <w:szCs w:val="20"/>
-              </w:rPr>
-              <w:t>ws</w:t>
-            </w:r>
-            <w:proofErr w:type="spellEnd"/>
-            <w:r>
-              <w:rPr>
-                <w:sz w:val="20"/>
-                <w:szCs w:val="20"/>
-              </w:rPr>
-              <w:t>}</w:t>
-            </w:r>
-            <w:r>
-              <w:rPr>
-                <w:sz w:val="20"/>
-                <w:szCs w:val="20"/>
-              </w:rPr>
-              <w:tab/>
-              <w:t>{/* do nothing */}</w:t>
-            </w:r>
-          </w:p>
-          <w:p>
-            <w:pPr>
-              <w:rPr>
-                <w:sz w:val="20"/>
-                <w:szCs w:val="20"/>
-              </w:rPr>
-            </w:pPr>
-            <w:r>
-              <w:rPr>
-                <w:sz w:val="20"/>
-                <w:szCs w:val="20"/>
-              </w:rPr>
-              <w:t>{</w:t>
-            </w:r>
-            <w:proofErr w:type="spellStart"/>
-            <w:r>
-              <w:rPr>
-                <w:sz w:val="20"/>
-                <w:szCs w:val="20"/>
-              </w:rPr>
-              <w:t>nl</w:t>
-            </w:r>
-            <w:proofErr w:type="spellEnd"/>
-            <w:r>
-              <w:rPr>
-                <w:sz w:val="20"/>
-                <w:szCs w:val="20"/>
-              </w:rPr>
-              <w:t>}</w:t>
-            </w:r>
-            <w:r>
-              <w:rPr>
-                <w:sz w:val="20"/>
-                <w:szCs w:val="20"/>
-              </w:rPr>
-              <w:tab/>
-              <w:t>{</w:t>
-            </w:r>
-            <w:proofErr w:type="spellStart"/>
-            <w:r>
-              <w:rPr>
-                <w:sz w:val="20"/>
-                <w:szCs w:val="20"/>
-              </w:rPr>
-              <w:t>lineno</w:t>
-            </w:r>
-            <w:proofErr w:type="spellEnd"/>
-            <w:r>
-              <w:rPr>
-                <w:sz w:val="20"/>
-                <w:szCs w:val="20"/>
-              </w:rPr>
-              <w:t>++;}</w:t>
-            </w:r>
-          </w:p>
-          <w:p>
-            <w:pPr>
-              <w:rPr>
-                <w:sz w:val="20"/>
-                <w:szCs w:val="20"/>
-              </w:rPr>
-            </w:pPr>
-            <w:r>
-              <w:rPr>
-                <w:sz w:val="20"/>
-                <w:szCs w:val="20"/>
-              </w:rPr>
-              <w:t>\+|더하기|</w:t>
-            </w:r>
-            <w:proofErr w:type="spellStart"/>
-            <w:r>
-              <w:rPr>
-                <w:sz w:val="20"/>
-                <w:szCs w:val="20"/>
-              </w:rPr>
-              <w:t>더할랭</w:t>
-            </w:r>
-            <w:proofErr w:type="spellEnd"/>
-            <w:r>
-              <w:rPr>
-                <w:sz w:val="20"/>
-                <w:szCs w:val="20"/>
-              </w:rPr>
-              <w:tab/>
-            </w:r>
-            <w:r>
-              <w:rPr>
-                <w:sz w:val="20"/>
-                <w:szCs w:val="20"/>
-              </w:rPr>
-              <w:tab/>
-              <w:t>{return(ADD)</w:t>
+            <w:r>
+              <w:rPr>
+                <w:sz w:val="20"/>
+                <w:szCs w:val="20"/>
+              </w:rPr>
+              <w:t xml:space="preserve">NUM, temp); </w:t>
             </w:r>
             <w:proofErr w:type="gramStart"/>
             <w:r>
@@ -4977,1682 +6645,31 @@
                 <w:sz w:val="20"/>
                 <w:szCs w:val="20"/>
               </w:rPr>
-              <w:t>; }</w:t>
+              <w:t>return(</w:t>
             </w:r>
             <w:proofErr w:type="gramEnd"/>
-          </w:p>
-          <w:p>
-            <w:pPr>
-              <w:rPr>
-                <w:sz w:val="20"/>
-                <w:szCs w:val="20"/>
-              </w:rPr>
-            </w:pPr>
-            <w:r>
-              <w:rPr>
-                <w:sz w:val="20"/>
-                <w:szCs w:val="20"/>
-              </w:rPr>
-              <w:t>\-|빼기|</w:t>
-            </w:r>
-            <w:proofErr w:type="spellStart"/>
-            <w:r>
-              <w:rPr>
-                <w:sz w:val="20"/>
-                <w:szCs w:val="20"/>
-              </w:rPr>
-              <w:t>뺄랭</w:t>
-            </w:r>
-            <w:proofErr w:type="spellEnd"/>
-            <w:r>
-              <w:rPr>
-                <w:sz w:val="20"/>
-                <w:szCs w:val="20"/>
-              </w:rPr>
-              <w:tab/>
-            </w:r>
-            <w:r>
-              <w:rPr>
-                <w:sz w:val="20"/>
-                <w:szCs w:val="20"/>
-              </w:rPr>
-              <w:tab/>
-              <w:t>{return(SUB)</w:t>
-            </w:r>
+            <w:r>
+              <w:rPr>
+                <w:sz w:val="20"/>
+                <w:szCs w:val="20"/>
+              </w:rPr>
+              <w:t>NUM);}</w:t>
+            </w:r>
+          </w:p>
+          <w:p>
+            <w:pPr>
+              <w:rPr>
+                <w:sz w:val="20"/>
+                <w:szCs w:val="20"/>
+              </w:rPr>
+            </w:pPr>
             <w:proofErr w:type="gramStart"/>
             <w:r>
               <w:rPr>
                 <w:sz w:val="20"/>
                 <w:szCs w:val="20"/>
               </w:rPr>
-              <w:t>; }</w:t>
-            </w:r>
-            <w:proofErr w:type="gramEnd"/>
-          </w:p>
-          <w:p>
-            <w:pPr>
-              <w:rPr>
-                <w:sz w:val="20"/>
-                <w:szCs w:val="20"/>
-              </w:rPr>
-            </w:pPr>
-            <w:proofErr w:type="spellStart"/>
-            <w:r>
-              <w:rPr>
-                <w:sz w:val="20"/>
-                <w:szCs w:val="20"/>
-              </w:rPr>
-              <w:t>에</w:t>
-            </w:r>
-            <w:proofErr w:type="spellEnd"/>
-            <w:r>
-              <w:rPr>
-                <w:sz w:val="20"/>
-                <w:szCs w:val="20"/>
-              </w:rPr>
-              <w:tab/>
-            </w:r>
-            <w:r>
-              <w:rPr>
-                <w:sz w:val="20"/>
-                <w:szCs w:val="20"/>
-              </w:rPr>
-              <w:tab/>
-              <w:t>{return(ASSGN);}</w:t>
-            </w:r>
-          </w:p>
-          <w:p>
-            <w:pPr>
-              <w:rPr>
-                <w:sz w:val="20"/>
-                <w:szCs w:val="20"/>
-              </w:rPr>
-            </w:pPr>
-            <w:r>
-              <w:rPr>
-                <w:sz w:val="20"/>
-                <w:szCs w:val="20"/>
-              </w:rPr>
-              <w:t>을|를</w:t>
-            </w:r>
-            <w:r>
-              <w:rPr>
-                <w:sz w:val="20"/>
-                <w:szCs w:val="20"/>
-              </w:rPr>
-              <w:tab/>
-            </w:r>
-            <w:r>
-              <w:rPr>
-                <w:sz w:val="20"/>
-                <w:szCs w:val="20"/>
-              </w:rPr>
-              <w:tab/>
-              <w:t>{return(THIS);}</w:t>
-            </w:r>
-          </w:p>
-          <w:p>
-            <w:pPr>
-              <w:rPr>
-                <w:sz w:val="20"/>
-                <w:szCs w:val="20"/>
-              </w:rPr>
-            </w:pPr>
-            <w:r>
-              <w:rPr>
-                <w:sz w:val="20"/>
-                <w:szCs w:val="20"/>
-              </w:rPr>
-              <w:t>"*"|곱하기|</w:t>
-            </w:r>
-            <w:proofErr w:type="spellStart"/>
-            <w:r>
-              <w:rPr>
-                <w:sz w:val="20"/>
-                <w:szCs w:val="20"/>
-              </w:rPr>
-              <w:t>곱할랭</w:t>
-            </w:r>
-            <w:proofErr w:type="spellEnd"/>
-            <w:r>
-              <w:rPr>
-                <w:sz w:val="20"/>
-                <w:szCs w:val="20"/>
-              </w:rPr>
-              <w:t xml:space="preserve">             {return(MUL);}</w:t>
-            </w:r>
-          </w:p>
-          <w:p>
-            <w:pPr>
-              <w:rPr>
-                <w:sz w:val="20"/>
-                <w:szCs w:val="20"/>
-              </w:rPr>
-            </w:pPr>
-            <w:r>
-              <w:rPr>
-                <w:sz w:val="20"/>
-                <w:szCs w:val="20"/>
-              </w:rPr>
-              <w:t>"/"|나누기|</w:t>
-            </w:r>
-            <w:proofErr w:type="spellStart"/>
-            <w:r>
-              <w:rPr>
-                <w:sz w:val="20"/>
-                <w:szCs w:val="20"/>
-              </w:rPr>
-              <w:t>나눌랭</w:t>
-            </w:r>
-            <w:proofErr w:type="spellEnd"/>
-            <w:r>
-              <w:rPr>
-                <w:sz w:val="20"/>
-                <w:szCs w:val="20"/>
-              </w:rPr>
-              <w:t xml:space="preserve">             {return(DIV);}</w:t>
-            </w:r>
-          </w:p>
-          <w:p>
-            <w:pPr>
-              <w:rPr>
-                <w:sz w:val="20"/>
-                <w:szCs w:val="20"/>
-              </w:rPr>
-            </w:pPr>
-            <w:r>
-              <w:rPr>
-                <w:sz w:val="20"/>
-                <w:szCs w:val="20"/>
-              </w:rPr>
-              <w:t>;</w:t>
-            </w:r>
-            <w:r>
-              <w:rPr>
-                <w:sz w:val="20"/>
-                <w:szCs w:val="20"/>
-              </w:rPr>
-              <w:tab/>
-            </w:r>
-            <w:r>
-              <w:rPr>
-                <w:sz w:val="20"/>
-                <w:szCs w:val="20"/>
-              </w:rPr>
-              <w:tab/>
-            </w:r>
-            <w:proofErr w:type="gramStart"/>
-            <w:r>
-              <w:rPr>
-                <w:sz w:val="20"/>
-                <w:szCs w:val="20"/>
-              </w:rPr>
-              <w:tab/>
-              <w:t xml:space="preserve">  {return(</w:t>
-            </w:r>
-            <w:proofErr w:type="gramEnd"/>
-            <w:r>
-              <w:rPr>
-                <w:sz w:val="20"/>
-                <w:szCs w:val="20"/>
-              </w:rPr>
-              <w:t>STMTEND);}</w:t>
-            </w:r>
-          </w:p>
-          <w:p>
-            <w:pPr>
-              <w:rPr>
-                <w:sz w:val="20"/>
-                <w:szCs w:val="20"/>
-              </w:rPr>
-            </w:pPr>
-            <w:r>
-              <w:rPr>
-                <w:sz w:val="20"/>
-                <w:szCs w:val="20"/>
-              </w:rPr>
-              <w:t>요기부터           {return(LB);}</w:t>
-            </w:r>
-          </w:p>
-          <w:p>
-            <w:pPr>
-              <w:rPr>
-                <w:sz w:val="20"/>
-                <w:szCs w:val="20"/>
-              </w:rPr>
-            </w:pPr>
-            <w:r>
-              <w:rPr>
-                <w:sz w:val="20"/>
-                <w:szCs w:val="20"/>
-              </w:rPr>
-              <w:t>요기까지             {return(RB);}</w:t>
-            </w:r>
-          </w:p>
-          <w:p>
-            <w:pPr>
-              <w:rPr>
-                <w:sz w:val="20"/>
-                <w:szCs w:val="20"/>
-              </w:rPr>
-            </w:pPr>
-            <w:r>
-              <w:rPr>
-                <w:sz w:val="20"/>
-                <w:szCs w:val="20"/>
-              </w:rPr>
-              <w:t>하면서</w:t>
-            </w:r>
-            <w:r>
-              <w:rPr>
-                <w:sz w:val="20"/>
-                <w:szCs w:val="20"/>
-              </w:rPr>
-              <w:tab/>
-            </w:r>
-            <w:r>
-              <w:rPr>
-                <w:sz w:val="20"/>
-                <w:szCs w:val="20"/>
-              </w:rPr>
-              <w:tab/>
-              <w:t>{return(ING);}</w:t>
-            </w:r>
-          </w:p>
-          <w:p>
-            <w:pPr>
-              <w:rPr>
-                <w:sz w:val="20"/>
-                <w:szCs w:val="20"/>
-              </w:rPr>
-            </w:pPr>
-            <w:r>
-              <w:rPr>
-                <w:sz w:val="20"/>
-                <w:szCs w:val="20"/>
-              </w:rPr>
-              <w:t>만약에            {return(IF);}</w:t>
-            </w:r>
-          </w:p>
-          <w:p>
-            <w:pPr>
-              <w:rPr>
-                <w:sz w:val="20"/>
-                <w:szCs w:val="20"/>
-              </w:rPr>
-            </w:pPr>
-            <w:r>
-              <w:rPr>
-                <w:sz w:val="20"/>
-                <w:szCs w:val="20"/>
-              </w:rPr>
-              <w:t>가</w:t>
-            </w:r>
-            <w:r>
-              <w:rPr>
-                <w:sz w:val="20"/>
-                <w:szCs w:val="20"/>
-              </w:rPr>
-              <w:tab/>
-              <w:t>{return(IS);}</w:t>
-            </w:r>
-          </w:p>
-          <w:p>
-            <w:pPr>
-              <w:rPr>
-                <w:sz w:val="20"/>
-                <w:szCs w:val="20"/>
-              </w:rPr>
-            </w:pPr>
-            <w:r>
-              <w:rPr>
-                <w:sz w:val="20"/>
-                <w:szCs w:val="20"/>
-              </w:rPr>
-              <w:t>보다</w:t>
-            </w:r>
-            <w:r>
-              <w:rPr>
-                <w:sz w:val="20"/>
-                <w:szCs w:val="20"/>
-              </w:rPr>
-              <w:tab/>
-              <w:t>{return(THEN);}</w:t>
-            </w:r>
-          </w:p>
-          <w:p>
-            <w:pPr>
-              <w:rPr>
-                <w:sz w:val="20"/>
-                <w:szCs w:val="20"/>
-              </w:rPr>
-            </w:pPr>
-            <w:r>
-              <w:rPr>
-                <w:sz w:val="20"/>
-                <w:szCs w:val="20"/>
-              </w:rPr>
-              <w:t>와|과</w:t>
-            </w:r>
-            <w:r>
-              <w:rPr>
-                <w:sz w:val="20"/>
-                <w:szCs w:val="20"/>
-              </w:rPr>
-              <w:tab/>
-              <w:t>{return(WA);}</w:t>
-            </w:r>
-          </w:p>
-          <w:p>
-            <w:pPr>
-              <w:rPr>
-                <w:sz w:val="20"/>
-                <w:szCs w:val="20"/>
-              </w:rPr>
-            </w:pPr>
-            <w:proofErr w:type="spellStart"/>
-            <w:r>
-              <w:rPr>
-                <w:sz w:val="20"/>
-                <w:szCs w:val="20"/>
-              </w:rPr>
-              <w:t>저장할랭</w:t>
-            </w:r>
-            <w:proofErr w:type="spellEnd"/>
-            <w:r>
-              <w:rPr>
-                <w:sz w:val="20"/>
-                <w:szCs w:val="20"/>
-              </w:rPr>
-              <w:tab/>
-              <w:t>{return(SAVE);}</w:t>
-            </w:r>
-          </w:p>
-          <w:p>
-            <w:pPr>
-              <w:rPr>
-                <w:sz w:val="20"/>
-                <w:szCs w:val="20"/>
-              </w:rPr>
-            </w:pPr>
-            <w:proofErr w:type="spellStart"/>
-            <w:r>
-              <w:rPr>
-                <w:sz w:val="20"/>
-                <w:szCs w:val="20"/>
-              </w:rPr>
-              <w:t>실행할랭</w:t>
-            </w:r>
-            <w:proofErr w:type="spellEnd"/>
-            <w:r>
-              <w:rPr>
-                <w:sz w:val="20"/>
-                <w:szCs w:val="20"/>
-              </w:rPr>
-              <w:tab/>
-              <w:t>{return(RUN);}</w:t>
-            </w:r>
-          </w:p>
-          <w:p>
-            <w:pPr>
-              <w:rPr>
-                <w:sz w:val="20"/>
-                <w:szCs w:val="20"/>
-              </w:rPr>
-            </w:pPr>
-            <w:r>
-              <w:rPr>
-                <w:sz w:val="20"/>
-                <w:szCs w:val="20"/>
-              </w:rPr>
-              <w:t>마지막에</w:t>
-            </w:r>
-            <w:r>
-              <w:rPr>
-                <w:sz w:val="20"/>
-                <w:szCs w:val="20"/>
-              </w:rPr>
-              <w:tab/>
-              <w:t>{return(LAST);}</w:t>
-            </w:r>
-          </w:p>
-          <w:p>
-            <w:pPr>
-              <w:rPr>
-                <w:sz w:val="20"/>
-                <w:szCs w:val="20"/>
-              </w:rPr>
-            </w:pPr>
-            <w:r>
-              <w:rPr>
-                <w:sz w:val="20"/>
-                <w:szCs w:val="20"/>
-              </w:rPr>
-              <w:t>아니라면            {return(ELSE);}</w:t>
-            </w:r>
-          </w:p>
-          <w:p>
-            <w:pPr>
-              <w:rPr>
-                <w:sz w:val="20"/>
-                <w:szCs w:val="20"/>
-              </w:rPr>
-            </w:pPr>
-            <w:r>
-              <w:rPr>
-                <w:sz w:val="20"/>
-                <w:szCs w:val="20"/>
-              </w:rPr>
-              <w:t>함수이름은       {return(FUNC);}</w:t>
-            </w:r>
-          </w:p>
-          <w:p>
-            <w:pPr>
-              <w:rPr>
-                <w:sz w:val="20"/>
-                <w:szCs w:val="20"/>
-              </w:rPr>
-            </w:pPr>
-            <w:r>
-              <w:rPr>
-                <w:sz w:val="20"/>
-                <w:szCs w:val="20"/>
-              </w:rPr>
-              <w:t>이고</w:t>
-            </w:r>
-            <w:r>
-              <w:rPr>
-                <w:sz w:val="20"/>
-                <w:szCs w:val="20"/>
-              </w:rPr>
-              <w:tab/>
-              <w:t>{return(AND);}</w:t>
-            </w:r>
-          </w:p>
-          <w:p>
-            <w:pPr>
-              <w:rPr>
-                <w:sz w:val="20"/>
-                <w:szCs w:val="20"/>
-              </w:rPr>
-            </w:pPr>
-            <w:r>
-              <w:rPr>
-                <w:sz w:val="20"/>
-                <w:szCs w:val="20"/>
-              </w:rPr>
-              <w:t xml:space="preserve">인 </w:t>
-            </w:r>
-            <w:r>
-              <w:rPr>
-                <w:sz w:val="20"/>
-                <w:szCs w:val="20"/>
-              </w:rPr>
-              <w:tab/>
-              <w:t>{return(IN);}</w:t>
-            </w:r>
-          </w:p>
-          <w:p>
-            <w:pPr>
-              <w:rPr>
-                <w:sz w:val="20"/>
-                <w:szCs w:val="20"/>
-              </w:rPr>
-            </w:pPr>
-            <w:proofErr w:type="spellStart"/>
-            <w:r>
-              <w:rPr>
-                <w:sz w:val="20"/>
-                <w:szCs w:val="20"/>
-              </w:rPr>
               <w:lastRenderedPageBreak/>
-              <w:t>선언할랭</w:t>
-            </w:r>
-            <w:proofErr w:type="spellEnd"/>
-            <w:r>
-              <w:rPr>
-                <w:sz w:val="20"/>
-                <w:szCs w:val="20"/>
-              </w:rPr>
-              <w:tab/>
-              <w:t>{return(INIT);}</w:t>
-            </w:r>
-          </w:p>
-          <w:p>
-            <w:pPr>
-              <w:rPr>
-                <w:sz w:val="20"/>
-                <w:szCs w:val="20"/>
-              </w:rPr>
-            </w:pPr>
-            <w:proofErr w:type="spellStart"/>
-            <w:r>
-              <w:rPr>
-                <w:sz w:val="20"/>
-                <w:szCs w:val="20"/>
-              </w:rPr>
-              <w:t>뭐가들었냐면</w:t>
-            </w:r>
-            <w:proofErr w:type="spellEnd"/>
-            <w:r>
-              <w:rPr>
-                <w:sz w:val="20"/>
-                <w:szCs w:val="20"/>
-              </w:rPr>
-              <w:tab/>
-              <w:t>{return(CONTENT);}</w:t>
-            </w:r>
-          </w:p>
-          <w:p>
-            <w:pPr>
-              <w:rPr>
-                <w:sz w:val="20"/>
-                <w:szCs w:val="20"/>
-              </w:rPr>
-            </w:pPr>
-            <w:r>
-              <w:rPr>
-                <w:sz w:val="20"/>
-                <w:szCs w:val="20"/>
-              </w:rPr>
-              <w:t>함수</w:t>
-            </w:r>
-            <w:r>
-              <w:rPr>
-                <w:sz w:val="20"/>
-                <w:szCs w:val="20"/>
-              </w:rPr>
-              <w:tab/>
-              <w:t>{return(FN);}</w:t>
-            </w:r>
-          </w:p>
-          <w:p>
-            <w:pPr>
-              <w:rPr>
-                <w:sz w:val="20"/>
-                <w:szCs w:val="20"/>
-              </w:rPr>
-            </w:pPr>
-            <w:proofErr w:type="spellStart"/>
-            <w:r>
-              <w:rPr>
-                <w:sz w:val="20"/>
-                <w:szCs w:val="20"/>
-              </w:rPr>
-              <w:t>반복할랭</w:t>
-            </w:r>
-            <w:proofErr w:type="spellEnd"/>
-            <w:r>
-              <w:rPr>
-                <w:sz w:val="20"/>
-                <w:szCs w:val="20"/>
-              </w:rPr>
-              <w:tab/>
-              <w:t>{return(LOOP);}</w:t>
-            </w:r>
-          </w:p>
-          <w:p>
-            <w:pPr>
-              <w:rPr>
-                <w:sz w:val="20"/>
-                <w:szCs w:val="20"/>
-              </w:rPr>
-            </w:pPr>
-            <w:r>
-              <w:rPr>
-                <w:sz w:val="20"/>
-                <w:szCs w:val="20"/>
-              </w:rPr>
-              <w:t>작다면         {return(LT);}</w:t>
-            </w:r>
-          </w:p>
-          <w:p>
-            <w:pPr>
-              <w:rPr>
-                <w:sz w:val="20"/>
-                <w:szCs w:val="20"/>
-              </w:rPr>
-            </w:pPr>
-            <w:r>
-              <w:rPr>
-                <w:sz w:val="20"/>
-                <w:szCs w:val="20"/>
-              </w:rPr>
-              <w:t>크다면         {return(GT);}</w:t>
-            </w:r>
-          </w:p>
-          <w:p>
-            <w:pPr>
-              <w:rPr>
-                <w:sz w:val="20"/>
-                <w:szCs w:val="20"/>
-              </w:rPr>
-            </w:pPr>
-            <w:r>
-              <w:rPr>
-                <w:sz w:val="20"/>
-                <w:szCs w:val="20"/>
-              </w:rPr>
-              <w:t>"의 값을"</w:t>
-            </w:r>
-            <w:r>
-              <w:rPr>
-                <w:sz w:val="20"/>
-                <w:szCs w:val="20"/>
-              </w:rPr>
-              <w:tab/>
-              <w:t>{return(VAL);}</w:t>
-            </w:r>
-          </w:p>
-          <w:p>
-            <w:pPr>
-              <w:rPr>
-                <w:sz w:val="20"/>
-                <w:szCs w:val="20"/>
-              </w:rPr>
-            </w:pPr>
-            <w:r>
-              <w:rPr>
-                <w:sz w:val="20"/>
-                <w:szCs w:val="20"/>
-              </w:rPr>
-              <w:t>"작거나 같다면"      {return(LE);}</w:t>
-            </w:r>
-          </w:p>
-          <w:p>
-            <w:pPr>
-              <w:rPr>
-                <w:sz w:val="20"/>
-                <w:szCs w:val="20"/>
-              </w:rPr>
-            </w:pPr>
-            <w:r>
-              <w:rPr>
-                <w:sz w:val="20"/>
-                <w:szCs w:val="20"/>
-              </w:rPr>
-              <w:t>"크거나 같다면"      {return(GE);}</w:t>
-            </w:r>
-          </w:p>
-          <w:p>
-            <w:pPr>
-              <w:rPr>
-                <w:sz w:val="20"/>
-                <w:szCs w:val="20"/>
-              </w:rPr>
-            </w:pPr>
-            <w:r>
-              <w:rPr>
-                <w:sz w:val="20"/>
-                <w:szCs w:val="20"/>
-              </w:rPr>
-              <w:t>같다면      {return(EQ);}</w:t>
-            </w:r>
-          </w:p>
-          <w:p>
-            <w:pPr>
-              <w:rPr>
-                <w:sz w:val="20"/>
-                <w:szCs w:val="20"/>
-              </w:rPr>
-            </w:pPr>
-            <w:r>
-              <w:rPr>
-                <w:sz w:val="20"/>
-                <w:szCs w:val="20"/>
-              </w:rPr>
-              <w:t>"같지 않다면"      {return(NE);}</w:t>
-            </w:r>
-          </w:p>
-          <w:p>
-            <w:pPr>
-              <w:rPr>
-                <w:sz w:val="20"/>
-                <w:szCs w:val="20"/>
-              </w:rPr>
-            </w:pPr>
-            <w:r>
-              <w:rPr>
-                <w:sz w:val="20"/>
-                <w:szCs w:val="20"/>
-              </w:rPr>
-              <w:t>"+="</w:t>
-            </w:r>
-            <w:proofErr w:type="gramStart"/>
-            <w:r>
-              <w:rPr>
-                <w:sz w:val="20"/>
-                <w:szCs w:val="20"/>
-              </w:rPr>
-              <w:tab/>
-              <w:t xml:space="preserve">  {return(</w:t>
-            </w:r>
-            <w:proofErr w:type="gramEnd"/>
-            <w:r>
-              <w:rPr>
-                <w:sz w:val="20"/>
-                <w:szCs w:val="20"/>
-              </w:rPr>
-              <w:t>AA);}</w:t>
-            </w:r>
-          </w:p>
-          <w:p>
-            <w:pPr>
-              <w:rPr>
-                <w:sz w:val="20"/>
-                <w:szCs w:val="20"/>
-              </w:rPr>
-            </w:pPr>
-            <w:r>
-              <w:rPr>
-                <w:sz w:val="20"/>
-                <w:szCs w:val="20"/>
-              </w:rPr>
-              <w:t>"-="</w:t>
-            </w:r>
-            <w:proofErr w:type="gramStart"/>
-            <w:r>
-              <w:rPr>
-                <w:sz w:val="20"/>
-                <w:szCs w:val="20"/>
-              </w:rPr>
-              <w:tab/>
-              <w:t xml:space="preserve">  {return(</w:t>
-            </w:r>
-            <w:proofErr w:type="gramEnd"/>
-            <w:r>
-              <w:rPr>
-                <w:sz w:val="20"/>
-                <w:szCs w:val="20"/>
-              </w:rPr>
-              <w:t>SA);}</w:t>
-            </w:r>
-          </w:p>
-          <w:p>
-            <w:pPr>
-              <w:rPr>
-                <w:sz w:val="20"/>
-                <w:szCs w:val="20"/>
-              </w:rPr>
-            </w:pPr>
-            <w:r>
-              <w:rPr>
-                <w:sz w:val="20"/>
-                <w:szCs w:val="20"/>
-              </w:rPr>
-              <w:t>"*="</w:t>
-            </w:r>
-            <w:proofErr w:type="gramStart"/>
-            <w:r>
-              <w:rPr>
-                <w:sz w:val="20"/>
-                <w:szCs w:val="20"/>
-              </w:rPr>
-              <w:tab/>
-              <w:t xml:space="preserve">  {return(</w:t>
-            </w:r>
-            <w:proofErr w:type="gramEnd"/>
-            <w:r>
-              <w:rPr>
-                <w:sz w:val="20"/>
-                <w:szCs w:val="20"/>
-              </w:rPr>
-              <w:t>MA);}</w:t>
-            </w:r>
-          </w:p>
-          <w:p>
-            <w:pPr>
-              <w:rPr>
-                <w:sz w:val="20"/>
-                <w:szCs w:val="20"/>
-              </w:rPr>
-            </w:pPr>
-            <w:r>
-              <w:rPr>
-                <w:sz w:val="20"/>
-                <w:szCs w:val="20"/>
-              </w:rPr>
-              <w:t>"/="</w:t>
-            </w:r>
-            <w:proofErr w:type="gramStart"/>
-            <w:r>
-              <w:rPr>
-                <w:sz w:val="20"/>
-                <w:szCs w:val="20"/>
-              </w:rPr>
-              <w:tab/>
-              <w:t xml:space="preserve">  {return(</w:t>
-            </w:r>
-            <w:proofErr w:type="gramEnd"/>
-            <w:r>
-              <w:rPr>
-                <w:sz w:val="20"/>
-                <w:szCs w:val="20"/>
-              </w:rPr>
-              <w:t>DA);}</w:t>
-            </w:r>
-          </w:p>
-          <w:p>
-            <w:pPr>
-              <w:rPr>
-                <w:sz w:val="20"/>
-                <w:szCs w:val="20"/>
-              </w:rPr>
-            </w:pPr>
-            <w:r>
-              <w:rPr>
-                <w:sz w:val="20"/>
-                <w:szCs w:val="20"/>
-              </w:rPr>
-              <w:t>일단은</w:t>
-            </w:r>
-            <w:r>
-              <w:rPr>
-                <w:sz w:val="20"/>
-                <w:szCs w:val="20"/>
-              </w:rPr>
-              <w:tab/>
-              <w:t>{return(FOR);}</w:t>
-            </w:r>
-          </w:p>
-          <w:p>
-            <w:pPr>
-              <w:rPr>
-                <w:sz w:val="20"/>
-                <w:szCs w:val="20"/>
-              </w:rPr>
-            </w:pPr>
-            <w:r>
-              <w:rPr>
-                <w:sz w:val="20"/>
-                <w:szCs w:val="20"/>
-              </w:rPr>
-              <w:t>"</w:t>
-            </w:r>
-            <w:proofErr w:type="spellStart"/>
-            <w:r>
-              <w:rPr>
-                <w:sz w:val="20"/>
-                <w:szCs w:val="20"/>
-              </w:rPr>
-              <w:t>입력받아줭</w:t>
-            </w:r>
-            <w:proofErr w:type="spellEnd"/>
-            <w:r>
-              <w:rPr>
-                <w:sz w:val="20"/>
-                <w:szCs w:val="20"/>
-              </w:rPr>
-              <w:t>"</w:t>
-            </w:r>
-            <w:r>
-              <w:rPr>
-                <w:sz w:val="20"/>
-                <w:szCs w:val="20"/>
-              </w:rPr>
-              <w:tab/>
-              <w:t>{return(SCANF);}</w:t>
-            </w:r>
-          </w:p>
-          <w:p>
-            <w:pPr>
-              <w:rPr>
-                <w:sz w:val="20"/>
-                <w:szCs w:val="20"/>
-              </w:rPr>
-            </w:pPr>
-            <w:r>
-              <w:rPr>
-                <w:sz w:val="20"/>
-                <w:szCs w:val="20"/>
-              </w:rPr>
-              <w:t>:</w:t>
-            </w:r>
-            <w:r>
-              <w:rPr>
-                <w:sz w:val="20"/>
-                <w:szCs w:val="20"/>
-              </w:rPr>
-              <w:tab/>
-              <w:t>{</w:t>
-            </w:r>
-            <w:proofErr w:type="gramStart"/>
-            <w:r>
-              <w:rPr>
-                <w:sz w:val="20"/>
-                <w:szCs w:val="20"/>
-              </w:rPr>
-              <w:t>return(</w:t>
-            </w:r>
-            <w:proofErr w:type="gramEnd"/>
-            <w:r>
-              <w:rPr>
-                <w:sz w:val="20"/>
-                <w:szCs w:val="20"/>
-              </w:rPr>
-              <w:t>COLON);}</w:t>
-            </w:r>
-          </w:p>
-          <w:p>
-            <w:pPr>
-              <w:rPr>
-                <w:sz w:val="20"/>
-                <w:szCs w:val="20"/>
-              </w:rPr>
-            </w:pPr>
-            <w:r>
-              <w:rPr>
-                <w:sz w:val="20"/>
-                <w:szCs w:val="20"/>
-              </w:rPr>
-              <w:t>"++"</w:t>
-            </w:r>
-            <w:r>
-              <w:rPr>
-                <w:sz w:val="20"/>
-                <w:szCs w:val="20"/>
-              </w:rPr>
-              <w:tab/>
-              <w:t>{</w:t>
-            </w:r>
-            <w:proofErr w:type="gramStart"/>
-            <w:r>
-              <w:rPr>
-                <w:sz w:val="20"/>
-                <w:szCs w:val="20"/>
-              </w:rPr>
-              <w:t>return(</w:t>
-            </w:r>
-            <w:proofErr w:type="gramEnd"/>
-            <w:r>
-              <w:rPr>
-                <w:sz w:val="20"/>
-                <w:szCs w:val="20"/>
-              </w:rPr>
-              <w:t>INC);}</w:t>
-            </w:r>
-          </w:p>
-          <w:p>
-            <w:pPr>
-              <w:rPr>
-                <w:sz w:val="20"/>
-                <w:szCs w:val="20"/>
-              </w:rPr>
-            </w:pPr>
-            <w:r>
-              <w:rPr>
-                <w:sz w:val="20"/>
-                <w:szCs w:val="20"/>
-              </w:rPr>
-              <w:t>"--"</w:t>
-            </w:r>
-            <w:r>
-              <w:rPr>
-                <w:sz w:val="20"/>
-                <w:szCs w:val="20"/>
-              </w:rPr>
-              <w:tab/>
-              <w:t>{</w:t>
-            </w:r>
-            <w:proofErr w:type="gramStart"/>
-            <w:r>
-              <w:rPr>
-                <w:sz w:val="20"/>
-                <w:szCs w:val="20"/>
-              </w:rPr>
-              <w:t>return(</w:t>
-            </w:r>
-            <w:proofErr w:type="gramEnd"/>
-            <w:r>
-              <w:rPr>
-                <w:sz w:val="20"/>
-                <w:szCs w:val="20"/>
-              </w:rPr>
-              <w:t>DEC);}</w:t>
-            </w:r>
-          </w:p>
-          <w:p>
-            <w:pPr>
-              <w:rPr>
-                <w:sz w:val="20"/>
-                <w:szCs w:val="20"/>
-              </w:rPr>
-            </w:pPr>
-            <w:proofErr w:type="spellStart"/>
-            <w:r>
-              <w:rPr>
-                <w:sz w:val="20"/>
-                <w:szCs w:val="20"/>
-              </w:rPr>
-              <w:t>호출할랭</w:t>
-            </w:r>
-            <w:proofErr w:type="spellEnd"/>
-            <w:r>
-              <w:rPr>
-                <w:sz w:val="20"/>
-                <w:szCs w:val="20"/>
-              </w:rPr>
-              <w:tab/>
-              <w:t>{return(CALL);}</w:t>
-            </w:r>
-          </w:p>
-          <w:p>
-            <w:pPr>
-              <w:rPr>
-                <w:sz w:val="20"/>
-                <w:szCs w:val="20"/>
-              </w:rPr>
-            </w:pPr>
-            <w:proofErr w:type="spellStart"/>
-            <w:r>
-              <w:rPr>
-                <w:sz w:val="20"/>
-                <w:szCs w:val="20"/>
-              </w:rPr>
-              <w:t>출력할랭</w:t>
-            </w:r>
-            <w:proofErr w:type="spellEnd"/>
-            <w:r>
-              <w:rPr>
-                <w:sz w:val="20"/>
-                <w:szCs w:val="20"/>
-              </w:rPr>
-              <w:tab/>
-              <w:t>{return(PRINTF);}</w:t>
-            </w:r>
-          </w:p>
-          <w:p>
-            <w:pPr>
-              <w:rPr>
-                <w:sz w:val="20"/>
-                <w:szCs w:val="20"/>
-              </w:rPr>
-            </w:pPr>
-            <w:r>
-              <w:rPr>
-                <w:sz w:val="20"/>
-                <w:szCs w:val="20"/>
-              </w:rPr>
-              <w:t>이제</w:t>
-            </w:r>
-            <w:r>
-              <w:rPr>
-                <w:sz w:val="20"/>
-                <w:szCs w:val="20"/>
-              </w:rPr>
-              <w:tab/>
-              <w:t>{return(NOW);}</w:t>
-            </w:r>
-          </w:p>
-          <w:p>
-            <w:pPr>
-              <w:rPr>
-                <w:sz w:val="20"/>
-                <w:szCs w:val="20"/>
-              </w:rPr>
-            </w:pPr>
-            <w:r>
-              <w:rPr>
-                <w:sz w:val="20"/>
-                <w:szCs w:val="20"/>
-              </w:rPr>
-              <w:t xml:space="preserve">"의 값을 서로 </w:t>
-            </w:r>
-            <w:proofErr w:type="spellStart"/>
-            <w:r>
-              <w:rPr>
-                <w:sz w:val="20"/>
-                <w:szCs w:val="20"/>
-              </w:rPr>
-              <w:t>바꿔줭</w:t>
-            </w:r>
-            <w:proofErr w:type="spellEnd"/>
-            <w:r>
-              <w:rPr>
-                <w:sz w:val="20"/>
-                <w:szCs w:val="20"/>
-              </w:rPr>
-              <w:t>"</w:t>
-            </w:r>
-            <w:r>
-              <w:rPr>
-                <w:sz w:val="20"/>
-                <w:szCs w:val="20"/>
-              </w:rPr>
-              <w:tab/>
-              <w:t>{return(SWAP);}</w:t>
-            </w:r>
-          </w:p>
-          <w:p>
-            <w:pPr>
-              <w:rPr>
-                <w:sz w:val="20"/>
-                <w:szCs w:val="20"/>
-              </w:rPr>
-            </w:pPr>
-            <w:r>
-              <w:rPr>
-                <w:sz w:val="20"/>
-                <w:szCs w:val="20"/>
-              </w:rPr>
-              <w:t>"일 경우엔"</w:t>
-            </w:r>
-            <w:r>
-              <w:rPr>
-                <w:sz w:val="20"/>
-                <w:szCs w:val="20"/>
-              </w:rPr>
-              <w:tab/>
-              <w:t>{return(CASE);}</w:t>
-            </w:r>
-          </w:p>
-          <w:p>
-            <w:pPr>
-              <w:rPr>
-                <w:sz w:val="20"/>
-                <w:szCs w:val="20"/>
-              </w:rPr>
-            </w:pPr>
-            <w:r>
-              <w:rPr>
-                <w:sz w:val="20"/>
-                <w:szCs w:val="20"/>
-              </w:rPr>
-              <w:t>"</w:t>
-            </w:r>
-            <w:proofErr w:type="spellStart"/>
-            <w:r>
-              <w:rPr>
-                <w:sz w:val="20"/>
-                <w:szCs w:val="20"/>
-              </w:rPr>
-              <w:t>빠져나가봥</w:t>
-            </w:r>
-            <w:proofErr w:type="spellEnd"/>
-            <w:r>
-              <w:rPr>
-                <w:sz w:val="20"/>
-                <w:szCs w:val="20"/>
-              </w:rPr>
-              <w:t>"</w:t>
-            </w:r>
-            <w:r>
-              <w:rPr>
-                <w:sz w:val="20"/>
-                <w:szCs w:val="20"/>
-              </w:rPr>
-              <w:tab/>
-              <w:t>{return(BREAK);}</w:t>
-            </w:r>
-          </w:p>
-          <w:p>
-            <w:pPr>
-              <w:rPr>
-                <w:sz w:val="20"/>
-                <w:szCs w:val="20"/>
-              </w:rPr>
-            </w:pPr>
-            <w:r>
-              <w:rPr>
-                <w:sz w:val="20"/>
-                <w:szCs w:val="20"/>
-              </w:rPr>
-              <w:t xml:space="preserve">"다 </w:t>
-            </w:r>
-            <w:proofErr w:type="spellStart"/>
-            <w:r>
-              <w:rPr>
-                <w:sz w:val="20"/>
-                <w:szCs w:val="20"/>
-              </w:rPr>
-              <w:t>아닌경우엔</w:t>
-            </w:r>
-            <w:proofErr w:type="spellEnd"/>
-            <w:r>
-              <w:rPr>
-                <w:sz w:val="20"/>
-                <w:szCs w:val="20"/>
-              </w:rPr>
-              <w:t>"</w:t>
-            </w:r>
-            <w:r>
-              <w:rPr>
-                <w:sz w:val="20"/>
-                <w:szCs w:val="20"/>
-              </w:rPr>
-              <w:tab/>
-              <w:t>{return(DEFAULT);}</w:t>
-            </w:r>
-          </w:p>
-          <w:p>
-            <w:pPr>
-              <w:rPr>
-                <w:sz w:val="20"/>
-                <w:szCs w:val="20"/>
-              </w:rPr>
-            </w:pPr>
-            <w:r>
-              <w:rPr>
-                <w:sz w:val="20"/>
-                <w:szCs w:val="20"/>
-              </w:rPr>
-              <w:t xml:space="preserve">"여러 경우가 </w:t>
-            </w:r>
-            <w:proofErr w:type="spellStart"/>
-            <w:r>
-              <w:rPr>
-                <w:sz w:val="20"/>
-                <w:szCs w:val="20"/>
-              </w:rPr>
-              <w:t>있엉</w:t>
-            </w:r>
-            <w:proofErr w:type="spellEnd"/>
-            <w:r>
-              <w:rPr>
-                <w:sz w:val="20"/>
-                <w:szCs w:val="20"/>
-              </w:rPr>
-              <w:t>"</w:t>
-            </w:r>
-            <w:r>
-              <w:rPr>
-                <w:sz w:val="20"/>
-                <w:szCs w:val="20"/>
-              </w:rPr>
-              <w:tab/>
-              <w:t>{return(SWITCH);}</w:t>
-            </w:r>
-          </w:p>
-          <w:p>
-            <w:pPr>
-              <w:rPr>
-                <w:sz w:val="20"/>
-                <w:szCs w:val="20"/>
-              </w:rPr>
-            </w:pPr>
-            <w:r>
-              <w:rPr>
-                <w:sz w:val="20"/>
-                <w:szCs w:val="20"/>
-              </w:rPr>
-              <w:t>"</w:t>
-            </w:r>
-            <w:proofErr w:type="spellStart"/>
-            <w:r>
-              <w:rPr>
-                <w:sz w:val="20"/>
-                <w:szCs w:val="20"/>
-              </w:rPr>
-              <w:t>시작할랭</w:t>
-            </w:r>
-            <w:proofErr w:type="spellEnd"/>
-            <w:r>
-              <w:rPr>
-                <w:sz w:val="20"/>
-                <w:szCs w:val="20"/>
-              </w:rPr>
-              <w:t>"</w:t>
-            </w:r>
-            <w:r>
-              <w:rPr>
-                <w:sz w:val="20"/>
-                <w:szCs w:val="20"/>
-              </w:rPr>
-              <w:tab/>
-              <w:t>{return(START);}</w:t>
-            </w:r>
-          </w:p>
-          <w:p>
-            <w:pPr>
-              <w:rPr>
-                <w:sz w:val="20"/>
-                <w:szCs w:val="20"/>
-              </w:rPr>
-            </w:pPr>
-            <w:r>
-              <w:rPr>
-                <w:sz w:val="20"/>
-                <w:szCs w:val="20"/>
-              </w:rPr>
-              <w:t>"</w:t>
-            </w:r>
-            <w:proofErr w:type="spellStart"/>
-            <w:r>
-              <w:rPr>
-                <w:sz w:val="20"/>
-                <w:szCs w:val="20"/>
-              </w:rPr>
-              <w:t>고마웡</w:t>
-            </w:r>
-            <w:proofErr w:type="spellEnd"/>
-            <w:r>
-              <w:rPr>
-                <w:sz w:val="20"/>
-                <w:szCs w:val="20"/>
-              </w:rPr>
-              <w:t>"</w:t>
-            </w:r>
-            <w:r>
-              <w:rPr>
-                <w:sz w:val="20"/>
-                <w:szCs w:val="20"/>
-              </w:rPr>
-              <w:tab/>
-              <w:t>{return(END)</w:t>
-            </w:r>
-            <w:proofErr w:type="gramStart"/>
-            <w:r>
-              <w:rPr>
-                <w:sz w:val="20"/>
-                <w:szCs w:val="20"/>
-              </w:rPr>
-              <w:t>; }</w:t>
-            </w:r>
-            <w:proofErr w:type="gramEnd"/>
-          </w:p>
-          <w:p>
-            <w:pPr>
-              <w:rPr>
-                <w:sz w:val="20"/>
-                <w:szCs w:val="20"/>
-              </w:rPr>
-            </w:pPr>
-            <w:proofErr w:type="spellStart"/>
-            <w:r>
-              <w:rPr>
-                <w:sz w:val="20"/>
-                <w:szCs w:val="20"/>
-              </w:rPr>
-              <w:t>func</w:t>
-            </w:r>
-            <w:proofErr w:type="spellEnd"/>
-            <w:r>
-              <w:rPr>
-                <w:sz w:val="20"/>
-                <w:szCs w:val="20"/>
-              </w:rPr>
-              <w:t>_{letter}+</w:t>
-            </w:r>
-            <w:r>
-              <w:rPr>
-                <w:sz w:val="20"/>
-                <w:szCs w:val="20"/>
-              </w:rPr>
-              <w:tab/>
-              <w:t>{</w:t>
-            </w:r>
-            <w:proofErr w:type="gramStart"/>
-            <w:r>
-              <w:rPr>
-                <w:sz w:val="20"/>
-                <w:szCs w:val="20"/>
-              </w:rPr>
-              <w:t>return(</w:t>
-            </w:r>
-            <w:proofErr w:type="gramEnd"/>
-            <w:r>
-              <w:rPr>
-                <w:sz w:val="20"/>
-                <w:szCs w:val="20"/>
-              </w:rPr>
-              <w:t>FNAME);}</w:t>
-            </w:r>
-          </w:p>
-          <w:p>
-            <w:pPr>
-              <w:rPr>
-                <w:sz w:val="20"/>
-                <w:szCs w:val="20"/>
-              </w:rPr>
-            </w:pPr>
-            <w:r>
-              <w:rPr>
-                <w:sz w:val="20"/>
-                <w:szCs w:val="20"/>
-              </w:rPr>
-              <w:t>{id}</w:t>
-            </w:r>
-            <w:r>
-              <w:rPr>
-                <w:sz w:val="20"/>
-                <w:szCs w:val="20"/>
-              </w:rPr>
-              <w:tab/>
-              <w:t>{temp=</w:t>
-            </w:r>
-            <w:proofErr w:type="spellStart"/>
-            <w:r>
-              <w:rPr>
-                <w:sz w:val="20"/>
-                <w:szCs w:val="20"/>
-              </w:rPr>
-              <w:t>insertsym</w:t>
-            </w:r>
-            <w:proofErr w:type="spellEnd"/>
-            <w:r>
-              <w:rPr>
-                <w:sz w:val="20"/>
-                <w:szCs w:val="20"/>
-              </w:rPr>
-              <w:t>(</w:t>
-            </w:r>
-            <w:proofErr w:type="spellStart"/>
-            <w:r>
-              <w:rPr>
-                <w:sz w:val="20"/>
-                <w:szCs w:val="20"/>
-              </w:rPr>
-              <w:t>yytext</w:t>
-            </w:r>
-            <w:proofErr w:type="spellEnd"/>
-            <w:r>
-              <w:rPr>
-                <w:sz w:val="20"/>
-                <w:szCs w:val="20"/>
-              </w:rPr>
-              <w:t xml:space="preserve">); </w:t>
-            </w:r>
-            <w:proofErr w:type="spellStart"/>
-            <w:r>
-              <w:rPr>
-                <w:sz w:val="20"/>
-                <w:szCs w:val="20"/>
-              </w:rPr>
-              <w:t>yylval</w:t>
-            </w:r>
-            <w:proofErr w:type="spellEnd"/>
-            <w:r>
-              <w:rPr>
-                <w:sz w:val="20"/>
-                <w:szCs w:val="20"/>
-              </w:rPr>
-              <w:t>=</w:t>
-            </w:r>
-            <w:proofErr w:type="spellStart"/>
-            <w:proofErr w:type="gramStart"/>
-            <w:r>
-              <w:rPr>
-                <w:sz w:val="20"/>
-                <w:szCs w:val="20"/>
-              </w:rPr>
-              <w:t>MakeNode</w:t>
-            </w:r>
-            <w:proofErr w:type="spellEnd"/>
-            <w:r>
-              <w:rPr>
-                <w:sz w:val="20"/>
-                <w:szCs w:val="20"/>
-              </w:rPr>
-              <w:t>(</w:t>
-            </w:r>
-            <w:proofErr w:type="gramEnd"/>
-            <w:r>
-              <w:rPr>
-                <w:sz w:val="20"/>
-                <w:szCs w:val="20"/>
-              </w:rPr>
-              <w:t xml:space="preserve">ID, temp); </w:t>
-            </w:r>
-            <w:proofErr w:type="gramStart"/>
-            <w:r>
-              <w:rPr>
-                <w:sz w:val="20"/>
-                <w:szCs w:val="20"/>
-              </w:rPr>
-              <w:t>return(</w:t>
-            </w:r>
-            <w:proofErr w:type="gramEnd"/>
-            <w:r>
-              <w:rPr>
-                <w:sz w:val="20"/>
-                <w:szCs w:val="20"/>
-              </w:rPr>
-              <w:t>ID);}</w:t>
-            </w:r>
-          </w:p>
-          <w:p>
-            <w:pPr>
-              <w:rPr>
-                <w:sz w:val="20"/>
-                <w:szCs w:val="20"/>
-              </w:rPr>
-            </w:pPr>
-            <w:proofErr w:type="gramStart"/>
-            <w:r>
-              <w:rPr>
-                <w:sz w:val="20"/>
-                <w:szCs w:val="20"/>
-              </w:rPr>
-              <w:t>-?{</w:t>
-            </w:r>
-            <w:proofErr w:type="gramEnd"/>
-            <w:r>
-              <w:rPr>
-                <w:sz w:val="20"/>
-                <w:szCs w:val="20"/>
-              </w:rPr>
-              <w:t>digit}+</w:t>
-            </w:r>
-            <w:r>
-              <w:rPr>
-                <w:sz w:val="20"/>
-                <w:szCs w:val="20"/>
-              </w:rPr>
-              <w:tab/>
-            </w:r>
-            <w:r>
-              <w:rPr>
-                <w:sz w:val="20"/>
-                <w:szCs w:val="20"/>
-              </w:rPr>
-              <w:tab/>
-              <w:t>{</w:t>
-            </w:r>
-            <w:proofErr w:type="spellStart"/>
-            <w:proofErr w:type="gramStart"/>
-            <w:r>
-              <w:rPr>
-                <w:sz w:val="20"/>
-                <w:szCs w:val="20"/>
-              </w:rPr>
-              <w:t>sscanf</w:t>
-            </w:r>
-            <w:proofErr w:type="spellEnd"/>
-            <w:r>
-              <w:rPr>
-                <w:sz w:val="20"/>
-                <w:szCs w:val="20"/>
-              </w:rPr>
-              <w:t>(</w:t>
-            </w:r>
-            <w:proofErr w:type="spellStart"/>
-            <w:proofErr w:type="gramEnd"/>
-            <w:r>
-              <w:rPr>
-                <w:sz w:val="20"/>
-                <w:szCs w:val="20"/>
-              </w:rPr>
-              <w:t>yytext</w:t>
-            </w:r>
-            <w:proofErr w:type="spellEnd"/>
-            <w:r>
-              <w:rPr>
-                <w:sz w:val="20"/>
-                <w:szCs w:val="20"/>
-              </w:rPr>
-              <w:t xml:space="preserve">, "%d", &amp;temp); </w:t>
-            </w:r>
-            <w:proofErr w:type="spellStart"/>
-            <w:r>
-              <w:rPr>
-                <w:sz w:val="20"/>
-                <w:szCs w:val="20"/>
-              </w:rPr>
-              <w:t>yylval</w:t>
-            </w:r>
-            <w:proofErr w:type="spellEnd"/>
-            <w:r>
-              <w:rPr>
-                <w:sz w:val="20"/>
-                <w:szCs w:val="20"/>
-              </w:rPr>
-              <w:t>=</w:t>
-            </w:r>
-            <w:proofErr w:type="spellStart"/>
-            <w:proofErr w:type="gramStart"/>
-            <w:r>
-              <w:rPr>
-                <w:sz w:val="20"/>
-                <w:szCs w:val="20"/>
-              </w:rPr>
-              <w:t>MakeNode</w:t>
-            </w:r>
-            <w:proofErr w:type="spellEnd"/>
-            <w:r>
-              <w:rPr>
-                <w:sz w:val="20"/>
-                <w:szCs w:val="20"/>
-              </w:rPr>
-              <w:t>(</w:t>
-            </w:r>
-            <w:proofErr w:type="gramEnd"/>
-            <w:r>
-              <w:rPr>
-                <w:sz w:val="20"/>
-                <w:szCs w:val="20"/>
-              </w:rPr>
-              <w:t xml:space="preserve">NUM, temp); </w:t>
-            </w:r>
-            <w:proofErr w:type="gramStart"/>
-            <w:r>
-              <w:rPr>
-                <w:sz w:val="20"/>
-                <w:szCs w:val="20"/>
-              </w:rPr>
-              <w:t>return(</w:t>
-            </w:r>
-            <w:proofErr w:type="gramEnd"/>
-            <w:r>
-              <w:rPr>
-                <w:sz w:val="20"/>
-                <w:szCs w:val="20"/>
-              </w:rPr>
-              <w:t>NUM);}</w:t>
-            </w:r>
-          </w:p>
-          <w:p>
-            <w:pPr>
-              <w:rPr>
-                <w:sz w:val="20"/>
-                <w:szCs w:val="20"/>
-              </w:rPr>
-            </w:pPr>
-            <w:proofErr w:type="gramStart"/>
-            <w:r>
-              <w:rPr>
-                <w:sz w:val="20"/>
-                <w:szCs w:val="20"/>
-              </w:rPr>
               <w:t>-?{</w:t>
             </w:r>
             <w:proofErr w:type="gramEnd"/>
@@ -7968,6 +7985,7 @@
                 <w:sz w:val="20"/>
                 <w:szCs w:val="20"/>
               </w:rPr>
+              <w:lastRenderedPageBreak/>
               <w:t xml:space="preserve">    struct </w:t>
             </w:r>
             <w:proofErr w:type="spellStart"/>
@@ -8877,26 +8895,11 @@
     <w:p>
       <w:pPr>
         <w:rPr>
-          <w:sz w:val="20"/>
-          <w:szCs w:val="20"/>
-        </w:rPr>
-      </w:pPr>
-      <w:r>
-        <w:rPr>
           <w:rFonts w:hint="eastAsia"/>
           <w:sz w:val="20"/>
           <w:szCs w:val="20"/>
         </w:rPr>
-        <w:t>중첩 구조 처리 알고리즘</w:t>
-      </w:r>
-      <w:r>
-        <w:rPr>
-          <w:rFonts w:hint="eastAsia"/>
-          <w:sz w:val="20"/>
-          <w:szCs w:val="20"/>
-        </w:rPr>
-        <w:t>:</w:t>
-      </w:r>
+      </w:pPr>
     </w:p>
     <w:p>
       <w:pPr>
@@ -8911,7 +8914,16 @@
           <w:sz w:val="20"/>
           <w:szCs w:val="20"/>
         </w:rPr>
-        <w:t xml:space="preserve">문제: 중첩된 제어구조에서 라벨 충돌 방지 </w:t>
+        <w:lastRenderedPageBreak/>
+        <w:t>중첩 구조 처리 알고리즘</w:t>
+      </w:r>
+      <w:r>
+        <w:rPr>
+          <w:rFonts w:hint="eastAsia"/>
+          <w:sz w:val="20"/>
+          <w:szCs w:val="20"/>
+        </w:rPr>
+        <w:t>:</w:t>
       </w:r>
     </w:p>
     <w:p>
@@ -8927,7 +8939,7 @@
           <w:sz w:val="20"/>
           <w:szCs w:val="20"/>
         </w:rPr>
-        <w:t>해결: 내부 노드 개수 계산을 통한 라벨 오프셋 조정</w:t>
+        <w:t xml:space="preserve">문제: 중첩된 제어구조에서 라벨 충돌 방지 </w:t>
       </w:r>
     </w:p>
     <w:p>
@@ -8937,6 +8949,22 @@
           <w:szCs w:val="20"/>
         </w:rPr>
       </w:pPr>
+      <w:r>
+        <w:rPr>
+          <w:rFonts w:hint="eastAsia"/>
+          <w:sz w:val="20"/>
+          <w:szCs w:val="20"/>
+        </w:rPr>
+        <w:t>해결: 내부 노드 개수 계산을 통한 라벨 오프셋 조정</w:t>
+      </w:r>
+    </w:p>
+    <w:p>
+      <w:pPr>
+        <w:rPr>
+          <w:sz w:val="20"/>
+          <w:szCs w:val="20"/>
+        </w:rPr>
+      </w:pPr>
       <w:proofErr w:type="spellStart"/>
       <w:r>
         <w:rPr>
@@ -8944,7 +8972,6 @@
           <w:sz w:val="20"/>
           <w:szCs w:val="20"/>
         </w:rPr>
-        <w:lastRenderedPageBreak/>
         <w:t>e.g</w:t>
       </w:r>
       <w:proofErr w:type="spellEnd"/>
@@ -9883,6 +9910,7 @@
           <w:sz w:val="20"/>
           <w:szCs w:val="20"/>
         </w:rPr>
+        <w:lastRenderedPageBreak/>
         <w:t>에러 처리:</w:t>
       </w:r>
     </w:p>
@@ -10025,7 +10053,6 @@
                 <w:sz w:val="20"/>
                 <w:szCs w:val="20"/>
               </w:rPr>
-              <w:lastRenderedPageBreak/>
               <w:t xml:space="preserve">          | </w:t>
             </w:r>
             <w:proofErr w:type="spellStart"/>
@@ -10360,16 +10387,7 @@
     <w:p>
       <w:pPr>
         <w:rPr>
-          <w:b/>
-          <w:bCs/>
-          <w:sz w:val="20"/>
-          <w:szCs w:val="20"/>
-        </w:rPr>
-      </w:pPr>
-    </w:p>
-    <w:p>
-      <w:pPr>
-        <w:rPr>
+          <w:rFonts w:hint="eastAsia"/>
           <w:b/>
           <w:bCs/>
           <w:sz w:val="20"/>
@@ -10425,6 +10443,7 @@
           <w:numId w:val="25"/>
         </w:numPr>
         <w:rPr>
+          <w:rFonts w:hint="eastAsia"/>
           <w:sz w:val="20"/>
           <w:szCs w:val="20"/>
         </w:rPr>
@@ -10436,16 +10455,16 @@
           <w:szCs w:val="20"/>
         </w:rPr>
         <w:drawing>
-          <wp:anchor distT="0" distB="0" distL="114300" distR="114300" simplePos="0" relativeHeight="251660288" behindDoc="0" locked="0" layoutInCell="1" allowOverlap="1" wp14:anchorId="24EE0106" wp14:editId="7310D6A9">
+          <wp:anchor distT="0" distB="0" distL="114300" distR="114300" simplePos="0" relativeHeight="251666432" behindDoc="0" locked="0" layoutInCell="1" allowOverlap="1" wp14:anchorId="4EF0B97C" wp14:editId="231ABC95">
             <wp:simplePos x="0" y="0"/>
             <wp:positionH relativeFrom="column">
-              <wp:posOffset>447675</wp:posOffset>
+              <wp:posOffset>333375</wp:posOffset>
             </wp:positionH>
             <wp:positionV relativeFrom="paragraph">
-              <wp:posOffset>446405</wp:posOffset>
+              <wp:posOffset>281940</wp:posOffset>
             </wp:positionV>
-            <wp:extent cx="5731510" cy="3783330"/>
-            <wp:effectExtent l="0" t="0" r="2540" b="7620"/>
+            <wp:extent cx="5064125" cy="3343275"/>
+            <wp:effectExtent l="0" t="0" r="3175" b="9525"/>
             <wp:wrapSquare wrapText="bothSides"/>
             <wp:docPr id="1776235296" name="그림 1"/>
             <wp:cNvGraphicFramePr>
@@ -10473,7 +10492,7 @@
                   <pic:spPr>
                     <a:xfrm>
                       <a:off x="0" y="0"/>
-                      <a:ext cx="5731510" cy="3783330"/>
+                      <a:ext cx="5064125" cy="3343275"/>
                     </a:xfrm>
                     <a:prstGeom prst="rect">
                       <a:avLst/>
@@ -10482,6 +10501,12 @@
                 </pic:pic>
               </a:graphicData>
             </a:graphic>
+            <wp14:sizeRelH relativeFrom="margin">
+              <wp14:pctWidth>0</wp14:pctWidth>
+            </wp14:sizeRelH>
+            <wp14:sizeRelV relativeFrom="margin">
+              <wp14:pctHeight>0</wp14:pctHeight>
+            </wp14:sizeRelV>
           </wp:anchor>
         </w:drawing>
       </w:r>
@@ -10501,16 +10526,14 @@
         </w:rPr>
         <w:t>:</w:t>
       </w:r>
-    </w:p>
-    <w:p>
-      <w:pPr>
-        <w:spacing w:line="276" w:lineRule="auto"/>
-        <w:ind w:left="440"/>
-        <w:rPr>
-          <w:sz w:val="20"/>
-          <w:szCs w:val="20"/>
-        </w:rPr>
-      </w:pPr>
+      <w:r>
+        <w:rPr>
+          <w:noProof/>
+          <w:sz w:val="20"/>
+          <w:szCs w:val="20"/>
+        </w:rPr>
+        <w:t xml:space="preserve"> </w:t>
+      </w:r>
     </w:p>
     <w:p>
       <w:pPr>
@@ -24590,7 +24613,6 @@
           <w:sz w:val="20"/>
           <w:szCs w:val="20"/>
         </w:rPr>
-        <w:lastRenderedPageBreak/>
         <w:t>이를</w:t>
       </w:r>
       <w:r>
@@ -37196,7 +37218,6 @@
     <w:p>
       <w:pPr>
         <w:rPr>
-          <w:rFonts w:hint="eastAsia"/>
           <w:sz w:val="20"/>
           <w:szCs w:val="20"/>
         </w:rPr>
@@ -37358,7 +37379,6 @@
     <w:p>
       <w:pPr>
         <w:rPr>
-          <w:rFonts w:hint="eastAsia"/>
           <w:sz w:val="20"/>
           <w:szCs w:val="20"/>
         </w:rPr>
@@ -37511,7 +37531,6 @@
     <w:p>
       <w:pPr>
         <w:rPr>
-          <w:rFonts w:hint="eastAsia"/>
           <w:sz w:val="20"/>
           <w:szCs w:val="20"/>
         </w:rPr>
@@ -37808,7 +37827,6 @@
     <w:p>
       <w:pPr>
         <w:rPr>
-          <w:rFonts w:hint="eastAsia"/>
           <w:sz w:val="20"/>
           <w:szCs w:val="20"/>
         </w:rPr>
@@ -41917,6 +41935,7 @@
   <w:style w:type="character" w:default="1" w:styleId="a0">
     <w:name w:val="Default Paragraph Font"/>
     <w:uiPriority w:val="1"/>
+    <w:semiHidden/>
     <w:unhideWhenUsed/>
   </w:style>
   <w:style w:type="table" w:default="1" w:styleId="a1">
